--- a/legal/05-content/CONTENT_APPROVAL_FORM.docx
+++ b/legal/05-content/CONTENT_APPROVAL_FORM.docx
@@ -2,79 +2,215 @@
 <file path=word/document.xml><?xml version="1.0" encoding="utf-8"?>
 <w:document xmlns:wpc="http://schemas.microsoft.com/office/word/2010/wordprocessingCanvas" xmlns:mo="http://schemas.microsoft.com/office/mac/office/2008/main" xmlns:mc="http://schemas.openxmlformats.org/markup-compatibility/2006" xmlns:mv="urn:schemas-microsoft-com:mac:vml" xmlns:o="urn:schemas-microsoft-com:office:office" xmlns:r="http://schemas.openxmlformats.org/officeDocument/2006/relationships" xmlns:m="http://schemas.openxmlformats.org/officeDocument/2006/math" xmlns:v="urn:schemas-microsoft-com:vml" xmlns:wp14="http://schemas.microsoft.com/office/word/2010/wordprocessingDrawing" xmlns:wp="http://schemas.openxmlformats.org/drawingml/2006/wordprocessingDrawing" xmlns:w10="urn:schemas-microsoft-com:office:word" xmlns:w="http://schemas.openxmlformats.org/wordprocessingml/2006/main" xmlns:w14="http://schemas.microsoft.com/office/word/2010/wordml" xmlns:wpg="http://schemas.microsoft.com/office/word/2010/wordprocessingGroup" xmlns:wpi="http://schemas.microsoft.com/office/word/2010/wordprocessingInk" xmlns:wne="http://schemas.microsoft.com/office/word/2006/wordml" xmlns:wps="http://schemas.microsoft.com/office/word/2010/wordprocessingShape" mc:Ignorable="w14 wp14">
   <w:body>
+    <w:tbl>
+      <w:tblPr>
+        <w:tblW w:type="auto" w:w="0"/>
+        <w:jc w:val="center"/>
+        <w:tblLook w:firstColumn="1" w:firstRow="1" w:lastColumn="0" w:lastRow="0" w:noHBand="0" w:noVBand="1" w:val="04A0"/>
+        <w:tblBorders>
+          <w:top w:val="none"/>
+          <w:bottom w:val="none"/>
+          <w:left w:val="none"/>
+          <w:right w:val="none"/>
+          <w:insideH w:val="none"/>
+          <w:insideV w:val="none"/>
+        </w:tblBorders>
+      </w:tblPr>
+      <w:tblGrid>
+        <w:gridCol w:w="4874"/>
+        <w:gridCol w:w="4874"/>
+      </w:tblGrid>
+      <w:tr>
+        <w:trPr>
+          <w:cantSplit/>
+        </w:trPr>
+        <w:tc>
+          <w:tcPr>
+            <w:tcW w:type="dxa" w:w="4032"/>
+            <w:vAlign w:val="center"/>
+            <w:tcW w:w="4031" w:type="dxa"/>
+            <w:tcMar>
+              <w:top w:w="40" w:type="dxa"/>
+              <w:bottom w:w="40" w:type="dxa"/>
+              <w:left w:w="60" w:type="dxa"/>
+              <w:right w:w="60" w:type="dxa"/>
+            </w:tcMar>
+            <w:shd w:fill="FFFFFF"/>
+          </w:tcPr>
+          <w:p>
+            <w:r/>
+          </w:p>
+          <w:p>
+            <w:pPr>
+              <w:spacing w:before="0" w:after="40" w:line="276" w:lineRule="auto"/>
+              <w:jc w:val="center"/>
+            </w:pPr>
+            <w:r>
+              <w:rPr>
+                <w:b/>
+              </w:rPr>
+              <w:t>ĐƠN VỊ CUNG CẤP DỊCH VỤ</w:t>
+            </w:r>
+          </w:p>
+          <w:p>
+            <w:pPr>
+              <w:spacing w:before="0" w:after="40" w:line="276" w:lineRule="auto"/>
+              <w:jc w:val="center"/>
+            </w:pPr>
+            <w:r>
+              <w:rPr>
+                <w:b/>
+              </w:rPr>
+              <w:t>LOCALMATE VIỆT NAM</w:t>
+            </w:r>
+          </w:p>
+          <w:p>
+            <w:pPr>
+              <w:spacing w:before="0" w:after="40" w:line="276" w:lineRule="auto"/>
+              <w:jc w:val="center"/>
+            </w:pPr>
+            <w:r>
+              <w:t>Số: [MÃ_PHIẾU]/PPD-LM/[NĂM]</w:t>
+            </w:r>
+          </w:p>
+        </w:tc>
+        <w:tc>
+          <w:tcPr>
+            <w:tcW w:type="dxa" w:w="5717"/>
+            <w:vAlign w:val="center"/>
+            <w:tcW w:w="5716" w:type="dxa"/>
+            <w:tcMar>
+              <w:top w:w="40" w:type="dxa"/>
+              <w:bottom w:w="40" w:type="dxa"/>
+              <w:left w:w="60" w:type="dxa"/>
+              <w:right w:w="60" w:type="dxa"/>
+            </w:tcMar>
+            <w:shd w:fill="FFFFFF"/>
+          </w:tcPr>
+          <w:p>
+            <w:r/>
+          </w:p>
+          <w:p>
+            <w:pPr>
+              <w:spacing w:before="0" w:after="40" w:line="276" w:lineRule="auto"/>
+              <w:jc w:val="center"/>
+            </w:pPr>
+            <w:r>
+              <w:rPr>
+                <w:b/>
+                <w:sz w:val="23"/>
+              </w:rPr>
+              <w:t>CỘNG HÒA XÃ HỘI CHỦ NGHĨA VIỆT NAM</w:t>
+            </w:r>
+          </w:p>
+          <w:p>
+            <w:pPr>
+              <w:spacing w:before="0" w:after="40" w:line="276" w:lineRule="auto"/>
+              <w:jc w:val="center"/>
+            </w:pPr>
+            <w:r>
+              <w:rPr>
+                <w:b/>
+              </w:rPr>
+              <w:t>Độc lập - Tự do - Hạnh phúc</w:t>
+            </w:r>
+          </w:p>
+          <w:p>
+            <w:pPr>
+              <w:spacing w:before="0" w:after="40" w:line="276" w:lineRule="auto"/>
+              <w:jc w:val="center"/>
+            </w:pPr>
+            <w:r>
+              <w:rPr>
+                <w:color w:val="0F172A"/>
+                <w:sz w:val="16"/>
+              </w:rPr>
+              <w:t>――――――――――――――――</w:t>
+            </w:r>
+          </w:p>
+          <w:p>
+            <w:pPr>
+              <w:spacing w:before="0" w:after="40" w:line="276" w:lineRule="auto"/>
+              <w:jc w:val="center"/>
+            </w:pPr>
+            <w:r>
+              <w:rPr>
+                <w:i/>
+                <w:color w:val="64748B"/>
+                <w:sz w:val="19"/>
+              </w:rPr>
+              <w:t>Hà Nội, ngày [NGÀY] tháng [THÁNG] năm 202[NĂM]</w:t>
+            </w:r>
+          </w:p>
+        </w:tc>
+      </w:tr>
+    </w:tbl>
     <w:p>
       <w:pPr>
-        <w:spacing w:before="240" w:after="120" w:line="288" w:lineRule="auto"/>
+        <w:spacing w:before="0" w:after="80"/>
+      </w:pPr>
+    </w:p>
+    <w:p>
+      <w:pPr>
+        <w:spacing w:before="240" w:after="80" w:line="288" w:lineRule="auto"/>
         <w:jc w:val="center"/>
       </w:pPr>
       <w:r>
         <w:rPr>
           <w:b/>
-          <w:color w:val="0D7647"/>
-          <w:sz w:val="30"/>
+          <w:color w:val="0F172A"/>
+          <w:sz w:val="29"/>
         </w:rPr>
         <w:t>PHIẾU PHÊ DUYỆT NỘI DUNG VÀ ẤN PHẨM TRUYỀN THÔNG</w:t>
       </w:r>
     </w:p>
     <w:p>
       <w:pPr>
-        <w:spacing w:before="200" w:after="80" w:line="276" w:lineRule="auto"/>
-        <w:jc w:val="center"/>
+        <w:spacing w:before="20" w:after="60" w:line="276" w:lineRule="auto"/>
+        <w:jc w:val="both"/>
       </w:pPr>
       <w:r>
         <w:rPr>
           <w:b/>
-          <w:color w:val="0D7647"/>
-          <w:sz w:val="26"/>
         </w:rPr>
         <w:t>(CONTENT &amp; CREATIVE APPROVAL SIGN-OFF FORM)</w:t>
       </w:r>
     </w:p>
     <w:p>
       <w:pPr>
-        <w:spacing w:after="80" w:before="0" w:line="276" w:lineRule="auto"/>
-        <w:jc w:val="left"/>
+        <w:spacing w:before="20" w:after="40" w:line="276" w:lineRule="auto"/>
+        <w:ind w:left="288"/>
+        <w:jc w:val="both"/>
       </w:pPr>
       <w:r>
         <w:rPr>
-          <w:b/>
-        </w:rPr>
-        <w:t>Mã số phiếu:</w:t>
-      </w:r>
-      <w:r>
-        <w:t xml:space="preserve"> </w:t>
-      </w:r>
-      <w:r>
-        <w:rPr>
-          <w:rFonts w:ascii="Consolas" w:hAnsi="Consolas"/>
-          <w:color w:val="B42828"/>
+          <w:i/>
+          <w:color w:val="0F172A"/>
           <w:sz w:val="20"/>
         </w:rPr>
-        <w:t>LM-CON-APP-[NAM][THANG]-[STT]</w:t>
-      </w:r>
-      <w:r>
-        <w:t xml:space="preserve">  </w:t>
+        <w:t>- Căn cứ Hợp đồng Dịch vụ Khung số: [MÃ_HỢP_ĐỒNG] ký giữa Hai Bên;</w:t>
       </w:r>
     </w:p>
     <w:p>
       <w:pPr>
-        <w:spacing w:after="80" w:before="0" w:line="276" w:lineRule="auto"/>
-        <w:jc w:val="left"/>
+        <w:spacing w:before="20" w:after="40" w:line="276" w:lineRule="auto"/>
+        <w:ind w:left="288"/>
+        <w:jc w:val="both"/>
       </w:pPr>
       <w:r>
         <w:rPr>
           <w:i/>
+          <w:color w:val="0F172A"/>
+          <w:sz w:val="20"/>
         </w:rPr>
-        <w:t>(Căn cứ theo Phụ lục Dịch vụ Content &amp; Social số: `LM-APP-CON-08` đính kèm Hợp đồng MSA)</w:t>
-      </w:r>
-      <w:r>
-        <w:t xml:space="preserve">  </w:t>
+        <w:t>- Căn cứ Phụ lục Dịch vụ Sản xuất Nội dung &amp; Chăm sóc Kênh số đã ký kết.</w:t>
       </w:r>
     </w:p>
     <w:p>
       <w:pPr>
-        <w:spacing w:after="80" w:before="0" w:line="276" w:lineRule="auto"/>
-        <w:jc w:val="left"/>
+        <w:spacing w:before="20" w:after="40" w:line="276" w:lineRule="auto"/>
+        <w:ind w:left="360"/>
+        <w:jc w:val="both"/>
       </w:pPr>
       <w:r>
         <w:rPr>
@@ -83,7 +219,7 @@
         <w:t>Dự án:</w:t>
       </w:r>
       <w:r>
-        <w:t xml:space="preserve"> [TEN_DU_AN] | </w:t>
+        <w:t xml:space="preserve"> [TÊN_DỰ_ÁN] | </w:t>
       </w:r>
       <w:r>
         <w:rPr>
@@ -92,13 +228,14 @@
         <w:t>Kỳ sản xuất:</w:t>
       </w:r>
       <w:r>
-        <w:t xml:space="preserve"> Tháng [THANG] năm 202[X] / Tuần [TUAN]  </w:t>
+        <w:t xml:space="preserve"> Tháng [THÁNG] năm 202[NĂM]</w:t>
       </w:r>
     </w:p>
     <w:p>
       <w:pPr>
-        <w:spacing w:after="80" w:before="0" w:line="276" w:lineRule="auto"/>
-        <w:jc w:val="left"/>
+        <w:spacing w:before="20" w:after="40" w:line="276" w:lineRule="auto"/>
+        <w:ind w:left="360"/>
+        <w:jc w:val="both"/>
       </w:pPr>
       <w:r>
         <w:rPr>
@@ -107,7 +244,7 @@
         <w:t>Khách hàng (Bên A):</w:t>
       </w:r>
       <w:r>
-        <w:t xml:space="preserve"> [TEN_KHACH_HANG] | </w:t>
+        <w:t xml:space="preserve"> [TÊN_KHÁCH_HÀNG] | </w:t>
       </w:r>
       <w:r>
         <w:rPr>
@@ -116,13 +253,14 @@
         <w:t>Người đại diện duyệt:</w:t>
       </w:r>
       <w:r>
-        <w:t xml:space="preserve"> [NGUOI_DUYET_A] (Email: [EMAIL_A])  </w:t>
+        <w:t xml:space="preserve"> [NGƯỜI_DUYỆT_A] (Email: [EMAIL_A])</w:t>
       </w:r>
     </w:p>
     <w:p>
       <w:pPr>
-        <w:spacing w:after="80" w:before="0" w:line="276" w:lineRule="auto"/>
-        <w:jc w:val="left"/>
+        <w:spacing w:before="20" w:after="40" w:line="276" w:lineRule="auto"/>
+        <w:ind w:left="360"/>
+        <w:jc w:val="both"/>
       </w:pPr>
       <w:r>
         <w:rPr>
@@ -145,32 +283,22 @@
     </w:p>
     <w:p>
       <w:pPr>
-        <w:spacing w:after="120" w:before="80"/>
-      </w:pPr>
-      <w:r>
-        <w:rPr>
-          <w:color w:val="CBD5E1"/>
-        </w:rPr>
-        <w:t>―――――――――――――――――――――――――――――――――――――――――――――――――――――――</w:t>
-      </w:r>
-    </w:p>
-    <w:p>
-      <w:pPr>
-        <w:spacing w:before="160" w:after="60"/>
+        <w:spacing w:before="180" w:after="60" w:line="276" w:lineRule="auto"/>
+        <w:jc w:val="left"/>
       </w:pPr>
       <w:r>
         <w:rPr>
           <w:b/>
-          <w:color w:val="0D7647"/>
-          <w:sz w:val="23"/>
+          <w:color w:val="0F172A"/>
+          <w:sz w:val="22"/>
         </w:rPr>
         <w:t>PHẦN I: DANH MỤC NỘI DUNG VÀ ẤN PHẨM TRÌNH DUYỆT</w:t>
       </w:r>
     </w:p>
     <w:p>
       <w:pPr>
-        <w:spacing w:after="80" w:before="0" w:line="276" w:lineRule="auto"/>
-        <w:jc w:val="left"/>
+        <w:spacing w:before="20" w:after="60" w:line="276" w:lineRule="auto"/>
+        <w:jc w:val="both"/>
       </w:pPr>
       <w:r>
         <w:t>LocalMate trân trọng gửi bảng tổng hợp các nội dung, bài viết, kịch bản và ấn phẩm đồ họa đã hoàn thiện bản thảo (Draft) theo kế hoạch biên tập đã thống nhất:</w:t>
@@ -191,27 +319,28 @@
         </w:tblBorders>
       </w:tblPr>
       <w:tblGrid>
-        <w:gridCol w:w="1201"/>
-        <w:gridCol w:w="1201"/>
-        <w:gridCol w:w="1201"/>
-        <w:gridCol w:w="1201"/>
-        <w:gridCol w:w="1201"/>
-        <w:gridCol w:w="1201"/>
-        <w:gridCol w:w="1201"/>
-        <w:gridCol w:w="1201"/>
+        <w:gridCol w:w="1950"/>
+        <w:gridCol w:w="1950"/>
+        <w:gridCol w:w="1950"/>
+        <w:gridCol w:w="1950"/>
+        <w:gridCol w:w="1950"/>
       </w:tblGrid>
       <w:tr>
+        <w:trPr>
+          <w:cantSplit/>
+        </w:trPr>
         <w:tc>
           <w:tcPr>
-            <w:tcW w:type="dxa" w:w="1201"/>
+            <w:tcW w:type="dxa" w:w="936"/>
             <w:vAlign w:val="center"/>
+            <w:tcW w:w="936" w:type="dxa"/>
             <w:tcMar>
-              <w:top w:w="120" w:type="dxa"/>
-              <w:bottom w:w="120" w:type="dxa"/>
-              <w:left w:w="160" w:type="dxa"/>
-              <w:right w:w="160" w:type="dxa"/>
+              <w:top w:w="90" w:type="dxa"/>
+              <w:bottom w:w="90" w:type="dxa"/>
+              <w:left w:w="100" w:type="dxa"/>
+              <w:right w:w="100" w:type="dxa"/>
             </w:tcMar>
-            <w:shd w:fill="EDF7F1"/>
+            <w:shd w:fill="F8FAFC"/>
           </w:tcPr>
           <w:p>
             <w:r/>
@@ -224,7 +353,7 @@
             <w:r>
               <w:rPr>
                 <w:b/>
-                <w:color w:val="0D7647"/>
+                <w:sz w:val="20"/>
               </w:rPr>
               <w:t>STT</w:t>
             </w:r>
@@ -232,15 +361,16 @@
         </w:tc>
         <w:tc>
           <w:tcPr>
-            <w:tcW w:type="dxa" w:w="1201"/>
+            <w:tcW w:type="dxa" w:w="2088"/>
             <w:vAlign w:val="center"/>
+            <w:tcW w:w="2088" w:type="dxa"/>
             <w:tcMar>
-              <w:top w:w="120" w:type="dxa"/>
-              <w:bottom w:w="120" w:type="dxa"/>
-              <w:left w:w="160" w:type="dxa"/>
-              <w:right w:w="160" w:type="dxa"/>
+              <w:top w:w="90" w:type="dxa"/>
+              <w:bottom w:w="90" w:type="dxa"/>
+              <w:left w:w="100" w:type="dxa"/>
+              <w:right w:w="100" w:type="dxa"/>
             </w:tcMar>
-            <w:shd w:fill="EDF7F1"/>
+            <w:shd w:fill="F8FAFC"/>
           </w:tcPr>
           <w:p>
             <w:r/>
@@ -253,23 +383,24 @@
             <w:r>
               <w:rPr>
                 <w:b/>
-                <w:color w:val="0D7647"/>
+                <w:sz w:val="20"/>
               </w:rPr>
-              <w:t>MÃ NỘI DUNG</w:t>
+              <w:t>MÃ BÀI</w:t>
             </w:r>
           </w:p>
         </w:tc>
         <w:tc>
           <w:tcPr>
-            <w:tcW w:type="dxa" w:w="1201"/>
+            <w:tcW w:type="dxa" w:w="3989"/>
             <w:vAlign w:val="center"/>
+            <w:tcW w:w="3988" w:type="dxa"/>
             <w:tcMar>
-              <w:top w:w="120" w:type="dxa"/>
-              <w:bottom w:w="120" w:type="dxa"/>
-              <w:left w:w="160" w:type="dxa"/>
-              <w:right w:w="160" w:type="dxa"/>
+              <w:top w:w="90" w:type="dxa"/>
+              <w:bottom w:w="90" w:type="dxa"/>
+              <w:left w:w="100" w:type="dxa"/>
+              <w:right w:w="100" w:type="dxa"/>
             </w:tcMar>
-            <w:shd w:fill="EDF7F1"/>
+            <w:shd w:fill="F8FAFC"/>
           </w:tcPr>
           <w:p>
             <w:r/>
@@ -282,23 +413,24 @@
             <w:r>
               <w:rPr>
                 <w:b/>
-                <w:color w:val="0D7647"/>
+                <w:sz w:val="20"/>
               </w:rPr>
-              <w:t>TIÊU ĐỀ / CHỦ ĐỀ NỘI DUNG</w:t>
+              <w:t>TIÊU ĐỀ &amp; ĐỊNH DẠNG ẤN PHẨM</w:t>
             </w:r>
           </w:p>
         </w:tc>
         <w:tc>
           <w:tcPr>
-            <w:tcW w:type="dxa" w:w="1201"/>
+            <w:tcW w:type="dxa" w:w="1656"/>
             <w:vAlign w:val="center"/>
+            <w:tcW w:w="1655" w:type="dxa"/>
             <w:tcMar>
-              <w:top w:w="120" w:type="dxa"/>
-              <w:bottom w:w="120" w:type="dxa"/>
-              <w:left w:w="160" w:type="dxa"/>
-              <w:right w:w="160" w:type="dxa"/>
+              <w:top w:w="90" w:type="dxa"/>
+              <w:bottom w:w="90" w:type="dxa"/>
+              <w:left w:w="100" w:type="dxa"/>
+              <w:right w:w="100" w:type="dxa"/>
             </w:tcMar>
-            <w:shd w:fill="EDF7F1"/>
+            <w:shd w:fill="F8FAFC"/>
           </w:tcPr>
           <w:p>
             <w:r/>
@@ -311,23 +443,24 @@
             <w:r>
               <w:rPr>
                 <w:b/>
-                <w:color w:val="0D7647"/>
+                <w:sz w:val="20"/>
               </w:rPr>
-              <w:t>LOẠI HÌNH (ARTICLE / BANNER / VIDEO SCRIPT)</w:t>
+              <w:t>KÊNH ĐĂNG &amp; LINK BẢN THẢO</w:t>
             </w:r>
           </w:p>
         </w:tc>
         <w:tc>
           <w:tcPr>
-            <w:tcW w:type="dxa" w:w="1201"/>
+            <w:tcW w:type="dxa" w:w="1080"/>
             <w:vAlign w:val="center"/>
+            <w:tcW w:w="1080" w:type="dxa"/>
             <w:tcMar>
-              <w:top w:w="120" w:type="dxa"/>
-              <w:bottom w:w="120" w:type="dxa"/>
-              <w:left w:w="160" w:type="dxa"/>
-              <w:right w:w="160" w:type="dxa"/>
+              <w:top w:w="90" w:type="dxa"/>
+              <w:bottom w:w="90" w:type="dxa"/>
+              <w:left w:w="100" w:type="dxa"/>
+              <w:right w:w="100" w:type="dxa"/>
             </w:tcMar>
-            <w:shd w:fill="EDF7F1"/>
+            <w:shd w:fill="F8FAFC"/>
           </w:tcPr>
           <w:p>
             <w:r/>
@@ -340,23 +473,29 @@
             <w:r>
               <w:rPr>
                 <w:b/>
-                <w:color w:val="0D7647"/>
+                <w:sz w:val="20"/>
               </w:rPr>
-              <w:t>KÊNH PHÁT HÀNH (WEB / FANPAGE / GBP / ADS)</w:t>
+              <w:t>TRẠNG THÁI &amp; Ý KIẾN DUYỆT</w:t>
             </w:r>
           </w:p>
         </w:tc>
+      </w:tr>
+      <w:tr>
+        <w:trPr>
+          <w:cantSplit/>
+        </w:trPr>
         <w:tc>
           <w:tcPr>
-            <w:tcW w:type="dxa" w:w="1201"/>
+            <w:tcW w:type="dxa" w:w="936"/>
             <w:vAlign w:val="center"/>
+            <w:tcW w:w="936" w:type="dxa"/>
             <w:tcMar>
-              <w:top w:w="120" w:type="dxa"/>
-              <w:bottom w:w="120" w:type="dxa"/>
-              <w:left w:w="160" w:type="dxa"/>
-              <w:right w:w="160" w:type="dxa"/>
+              <w:top w:w="80" w:type="dxa"/>
+              <w:bottom w:w="80" w:type="dxa"/>
+              <w:left w:w="100" w:type="dxa"/>
+              <w:right w:w="100" w:type="dxa"/>
             </w:tcMar>
-            <w:shd w:fill="EDF7F1"/>
+            <w:shd w:fill="FFFFFF"/>
           </w:tcPr>
           <w:p>
             <w:r/>
@@ -369,95 +508,6 @@
             <w:r>
               <w:rPr>
                 <w:b/>
-                <w:color w:val="0D7647"/>
-              </w:rPr>
-              <w:t>ĐƯỜNG DẪN XEM BẢN THẢO (LINK PREVIEW)</w:t>
-            </w:r>
-          </w:p>
-        </w:tc>
-        <w:tc>
-          <w:tcPr>
-            <w:tcW w:type="dxa" w:w="1201"/>
-            <w:vAlign w:val="center"/>
-            <w:tcMar>
-              <w:top w:w="120" w:type="dxa"/>
-              <w:bottom w:w="120" w:type="dxa"/>
-              <w:left w:w="160" w:type="dxa"/>
-              <w:right w:w="160" w:type="dxa"/>
-            </w:tcMar>
-            <w:shd w:fill="EDF7F1"/>
-          </w:tcPr>
-          <w:p>
-            <w:r/>
-          </w:p>
-          <w:p>
-            <w:pPr>
-              <w:spacing w:before="0" w:after="40" w:line="276" w:lineRule="auto"/>
-              <w:jc w:val="center"/>
-            </w:pPr>
-            <w:r>
-              <w:rPr>
-                <w:b/>
-                <w:color w:val="0D7647"/>
-              </w:rPr>
-              <w:t>Ý KIẾN PHẢN HỒI CỦA KHÁCH HÀNG (ĐỒNG Ý / SỬA GÌ)</w:t>
-            </w:r>
-          </w:p>
-        </w:tc>
-        <w:tc>
-          <w:tcPr>
-            <w:tcW w:type="dxa" w:w="1201"/>
-            <w:vAlign w:val="center"/>
-            <w:tcMar>
-              <w:top w:w="120" w:type="dxa"/>
-              <w:bottom w:w="120" w:type="dxa"/>
-              <w:left w:w="160" w:type="dxa"/>
-              <w:right w:w="160" w:type="dxa"/>
-            </w:tcMar>
-            <w:shd w:fill="EDF7F1"/>
-          </w:tcPr>
-          <w:p>
-            <w:r/>
-          </w:p>
-          <w:p>
-            <w:pPr>
-              <w:spacing w:before="0" w:after="40" w:line="276" w:lineRule="auto"/>
-              <w:jc w:val="center"/>
-            </w:pPr>
-            <w:r>
-              <w:rPr>
-                <w:b/>
-                <w:color w:val="0D7647"/>
-              </w:rPr>
-              <w:t>TRẠNG THÁI DUYỆT</w:t>
-            </w:r>
-          </w:p>
-        </w:tc>
-      </w:tr>
-      <w:tr>
-        <w:tc>
-          <w:tcPr>
-            <w:tcW w:type="dxa" w:w="1201"/>
-            <w:vAlign w:val="center"/>
-            <w:tcMar>
-              <w:top w:w="120" w:type="dxa"/>
-              <w:bottom w:w="120" w:type="dxa"/>
-              <w:left w:w="160" w:type="dxa"/>
-              <w:right w:w="160" w:type="dxa"/>
-            </w:tcMar>
-            <w:shd w:fill="F8FAFC"/>
-          </w:tcPr>
-          <w:p>
-            <w:r/>
-          </w:p>
-          <w:p>
-            <w:pPr>
-              <w:spacing w:before="0" w:after="40" w:line="276" w:lineRule="auto"/>
-              <w:jc w:val="left"/>
-            </w:pPr>
-            <w:r>
-              <w:rPr>
-                <w:b/>
               </w:rPr>
               <w:t>01</w:t>
             </w:r>
@@ -465,15 +515,16 @@
         </w:tc>
         <w:tc>
           <w:tcPr>
-            <w:tcW w:type="dxa" w:w="1201"/>
+            <w:tcW w:type="dxa" w:w="2088"/>
             <w:vAlign w:val="center"/>
+            <w:tcW w:w="2088" w:type="dxa"/>
             <w:tcMar>
-              <w:top w:w="120" w:type="dxa"/>
-              <w:bottom w:w="120" w:type="dxa"/>
-              <w:left w:w="160" w:type="dxa"/>
-              <w:right w:w="160" w:type="dxa"/>
+              <w:top w:w="80" w:type="dxa"/>
+              <w:bottom w:w="80" w:type="dxa"/>
+              <w:left w:w="100" w:type="dxa"/>
+              <w:right w:w="100" w:type="dxa"/>
             </w:tcMar>
-            <w:shd w:fill="F8FAFC"/>
+            <w:shd w:fill="FFFFFF"/>
           </w:tcPr>
           <w:p>
             <w:r/>
@@ -494,183 +545,14 @@
         </w:tc>
         <w:tc>
           <w:tcPr>
-            <w:tcW w:type="dxa" w:w="1201"/>
+            <w:tcW w:type="dxa" w:w="3989"/>
             <w:vAlign w:val="center"/>
+            <w:tcW w:w="3988" w:type="dxa"/>
             <w:tcMar>
-              <w:top w:w="120" w:type="dxa"/>
-              <w:bottom w:w="120" w:type="dxa"/>
-              <w:left w:w="160" w:type="dxa"/>
-              <w:right w:w="160" w:type="dxa"/>
-            </w:tcMar>
-            <w:shd w:fill="F8FAFC"/>
-          </w:tcPr>
-          <w:p>
-            <w:r/>
-          </w:p>
-          <w:p>
-            <w:pPr>
-              <w:spacing w:before="0" w:after="40" w:line="276" w:lineRule="auto"/>
-              <w:jc w:val="left"/>
-            </w:pPr>
-            <w:r>
-              <w:t>[TIEU_DE_BAI_1]</w:t>
-            </w:r>
-          </w:p>
-        </w:tc>
-        <w:tc>
-          <w:tcPr>
-            <w:tcW w:type="dxa" w:w="1201"/>
-            <w:vAlign w:val="center"/>
-            <w:tcMar>
-              <w:top w:w="120" w:type="dxa"/>
-              <w:bottom w:w="120" w:type="dxa"/>
-              <w:left w:w="160" w:type="dxa"/>
-              <w:right w:w="160" w:type="dxa"/>
-            </w:tcMar>
-            <w:shd w:fill="F8FAFC"/>
-          </w:tcPr>
-          <w:p>
-            <w:r/>
-          </w:p>
-          <w:p>
-            <w:pPr>
-              <w:spacing w:before="0" w:after="40" w:line="276" w:lineRule="auto"/>
-              <w:jc w:val="left"/>
-            </w:pPr>
-            <w:r>
-              <w:t>Bài viết chuẩn SEO + 01 Ảnh banner</w:t>
-            </w:r>
-          </w:p>
-        </w:tc>
-        <w:tc>
-          <w:tcPr>
-            <w:tcW w:type="dxa" w:w="1201"/>
-            <w:vAlign w:val="center"/>
-            <w:tcMar>
-              <w:top w:w="120" w:type="dxa"/>
-              <w:bottom w:w="120" w:type="dxa"/>
-              <w:left w:w="160" w:type="dxa"/>
-              <w:right w:w="160" w:type="dxa"/>
-            </w:tcMar>
-            <w:shd w:fill="F8FAFC"/>
-          </w:tcPr>
-          <w:p>
-            <w:r/>
-          </w:p>
-          <w:p>
-            <w:pPr>
-              <w:spacing w:before="0" w:after="40" w:line="276" w:lineRule="auto"/>
-              <w:jc w:val="left"/>
-            </w:pPr>
-            <w:r>
-              <w:t>Website / Fanpage</w:t>
-            </w:r>
-          </w:p>
-        </w:tc>
-        <w:tc>
-          <w:tcPr>
-            <w:tcW w:type="dxa" w:w="1201"/>
-            <w:vAlign w:val="center"/>
-            <w:tcMar>
-              <w:top w:w="120" w:type="dxa"/>
-              <w:bottom w:w="120" w:type="dxa"/>
-              <w:left w:w="160" w:type="dxa"/>
-              <w:right w:w="160" w:type="dxa"/>
-            </w:tcMar>
-            <w:shd w:fill="F8FAFC"/>
-          </w:tcPr>
-          <w:p>
-            <w:r/>
-          </w:p>
-          <w:p>
-            <w:pPr>
-              <w:spacing w:before="0" w:after="40" w:line="276" w:lineRule="auto"/>
-              <w:jc w:val="left"/>
-            </w:pPr>
-            <w:r>
-              <w:t>[LINK_DOCS_1]</w:t>
-            </w:r>
-          </w:p>
-        </w:tc>
-        <w:tc>
-          <w:tcPr>
-            <w:tcW w:type="dxa" w:w="1201"/>
-            <w:vAlign w:val="center"/>
-            <w:tcMar>
-              <w:top w:w="120" w:type="dxa"/>
-              <w:bottom w:w="120" w:type="dxa"/>
-              <w:left w:w="160" w:type="dxa"/>
-              <w:right w:w="160" w:type="dxa"/>
-            </w:tcMar>
-            <w:shd w:fill="F8FAFC"/>
-          </w:tcPr>
-          <w:p>
-            <w:r/>
-          </w:p>
-          <w:p>
-            <w:pPr>
-              <w:spacing w:before="0" w:after="40" w:line="276" w:lineRule="auto"/>
-              <w:jc w:val="left"/>
-            </w:pPr>
-            <w:r>
-              <w:t>[ ] Đồng ý xuất bản</w:t>
-            </w:r>
-          </w:p>
-          <w:p>
-            <w:pPr>
-              <w:spacing w:before="0" w:after="40" w:line="276" w:lineRule="auto"/>
-              <w:jc w:val="left"/>
-            </w:pPr>
-            <w:r>
-              <w:t>[ ] Yêu cầu chỉnh sửa</w:t>
-            </w:r>
-          </w:p>
-        </w:tc>
-        <w:tc>
-          <w:tcPr>
-            <w:tcW w:type="dxa" w:w="1201"/>
-            <w:vAlign w:val="center"/>
-            <w:tcMar>
-              <w:top w:w="120" w:type="dxa"/>
-              <w:bottom w:w="120" w:type="dxa"/>
-              <w:left w:w="160" w:type="dxa"/>
-              <w:right w:w="160" w:type="dxa"/>
-            </w:tcMar>
-            <w:shd w:fill="F8FAFC"/>
-          </w:tcPr>
-          <w:p>
-            <w:r/>
-          </w:p>
-          <w:p>
-            <w:pPr>
-              <w:spacing w:before="0" w:after="40" w:line="276" w:lineRule="auto"/>
-              <w:jc w:val="left"/>
-            </w:pPr>
-            <w:r>
-              <w:t>[ ] APPROVED</w:t>
-            </w:r>
-          </w:p>
-          <w:p>
-            <w:pPr>
-              <w:spacing w:before="0" w:after="40" w:line="276" w:lineRule="auto"/>
-              <w:jc w:val="left"/>
-            </w:pPr>
-            <w:r>
-              <w:t>[ ] REVISION</w:t>
-            </w:r>
-          </w:p>
-        </w:tc>
-      </w:tr>
-      <w:tr>
-        <w:tc>
-          <w:tcPr>
-            <w:tcW w:type="dxa" w:w="1201"/>
-            <w:vAlign w:val="center"/>
-            <w:tcMar>
-              <w:top w:w="120" w:type="dxa"/>
-              <w:bottom w:w="120" w:type="dxa"/>
-              <w:left w:w="160" w:type="dxa"/>
-              <w:right w:w="160" w:type="dxa"/>
+              <w:top w:w="80" w:type="dxa"/>
+              <w:bottom w:w="80" w:type="dxa"/>
+              <w:left w:w="100" w:type="dxa"/>
+              <w:right w:w="100" w:type="dxa"/>
             </w:tcMar>
             <w:shd w:fill="FFFFFF"/>
           </w:tcPr>
@@ -686,21 +568,135 @@
               <w:rPr>
                 <w:b/>
               </w:rPr>
+              <w:t>[TIÊU_ĐỀ_BÀI_1]</w:t>
+            </w:r>
+          </w:p>
+          <w:p>
+            <w:pPr>
+              <w:spacing w:before="0" w:after="40" w:line="276" w:lineRule="auto"/>
+              <w:jc w:val="left"/>
+            </w:pPr>
+            <w:r>
+              <w:t>Bài viết chuẩn SEO + 01 Ảnh banner</w:t>
+            </w:r>
+          </w:p>
+        </w:tc>
+        <w:tc>
+          <w:tcPr>
+            <w:tcW w:type="dxa" w:w="1656"/>
+            <w:vAlign w:val="center"/>
+            <w:tcW w:w="1655" w:type="dxa"/>
+            <w:tcMar>
+              <w:top w:w="80" w:type="dxa"/>
+              <w:bottom w:w="80" w:type="dxa"/>
+              <w:left w:w="100" w:type="dxa"/>
+              <w:right w:w="100" w:type="dxa"/>
+            </w:tcMar>
+            <w:shd w:fill="FFFFFF"/>
+          </w:tcPr>
+          <w:p>
+            <w:r/>
+          </w:p>
+          <w:p>
+            <w:pPr>
+              <w:spacing w:before="0" w:after="40" w:line="276" w:lineRule="auto"/>
+              <w:jc w:val="left"/>
+            </w:pPr>
+            <w:r>
+              <w:t>Kênh: Website / Fanpage</w:t>
+            </w:r>
+          </w:p>
+          <w:p>
+            <w:pPr>
+              <w:spacing w:before="0" w:after="40" w:line="276" w:lineRule="auto"/>
+              <w:jc w:val="left"/>
+            </w:pPr>
+            <w:r>
+              <w:t>Link: [LINK_DOCS_1]</w:t>
+            </w:r>
+          </w:p>
+        </w:tc>
+        <w:tc>
+          <w:tcPr>
+            <w:tcW w:type="dxa" w:w="1080"/>
+            <w:vAlign w:val="center"/>
+            <w:tcW w:w="1080" w:type="dxa"/>
+            <w:tcMar>
+              <w:top w:w="80" w:type="dxa"/>
+              <w:bottom w:w="80" w:type="dxa"/>
+              <w:left w:w="100" w:type="dxa"/>
+              <w:right w:w="100" w:type="dxa"/>
+            </w:tcMar>
+            <w:shd w:fill="FFFFFF"/>
+          </w:tcPr>
+          <w:p>
+            <w:r/>
+          </w:p>
+          <w:p>
+            <w:pPr>
+              <w:spacing w:before="0" w:after="40" w:line="276" w:lineRule="auto"/>
+              <w:jc w:val="center"/>
+            </w:pPr>
+            <w:r>
+              <w:t>[ ] APPROVED (Duyệt xuất bản)</w:t>
+            </w:r>
+          </w:p>
+          <w:p>
+            <w:pPr>
+              <w:spacing w:before="0" w:after="40" w:line="276" w:lineRule="auto"/>
+              <w:jc w:val="center"/>
+            </w:pPr>
+            <w:r>
+              <w:t>[ ] REVISION (Cần chỉnh sửa)</w:t>
+            </w:r>
+          </w:p>
+        </w:tc>
+      </w:tr>
+      <w:tr>
+        <w:trPr>
+          <w:cantSplit/>
+        </w:trPr>
+        <w:tc>
+          <w:tcPr>
+            <w:tcW w:type="dxa" w:w="936"/>
+            <w:vAlign w:val="center"/>
+            <w:tcW w:w="936" w:type="dxa"/>
+            <w:tcMar>
+              <w:top w:w="80" w:type="dxa"/>
+              <w:bottom w:w="80" w:type="dxa"/>
+              <w:left w:w="100" w:type="dxa"/>
+              <w:right w:w="100" w:type="dxa"/>
+            </w:tcMar>
+            <w:shd w:fill="FAFAFA"/>
+          </w:tcPr>
+          <w:p>
+            <w:r/>
+          </w:p>
+          <w:p>
+            <w:pPr>
+              <w:spacing w:before="0" w:after="40" w:line="276" w:lineRule="auto"/>
+              <w:jc w:val="center"/>
+            </w:pPr>
+            <w:r>
+              <w:rPr>
+                <w:b/>
+              </w:rPr>
               <w:t>02</w:t>
             </w:r>
           </w:p>
         </w:tc>
         <w:tc>
           <w:tcPr>
-            <w:tcW w:type="dxa" w:w="1201"/>
+            <w:tcW w:type="dxa" w:w="2088"/>
             <w:vAlign w:val="center"/>
+            <w:tcW w:w="2088" w:type="dxa"/>
             <w:tcMar>
-              <w:top w:w="120" w:type="dxa"/>
-              <w:bottom w:w="120" w:type="dxa"/>
-              <w:left w:w="160" w:type="dxa"/>
-              <w:right w:w="160" w:type="dxa"/>
+              <w:top w:w="80" w:type="dxa"/>
+              <w:bottom w:w="80" w:type="dxa"/>
+              <w:left w:w="100" w:type="dxa"/>
+              <w:right w:w="100" w:type="dxa"/>
             </w:tcMar>
-            <w:shd w:fill="FFFFFF"/>
+            <w:shd w:fill="FAFAFA"/>
           </w:tcPr>
           <w:p>
             <w:r/>
@@ -721,15 +717,16 @@
         </w:tc>
         <w:tc>
           <w:tcPr>
-            <w:tcW w:type="dxa" w:w="1201"/>
+            <w:tcW w:type="dxa" w:w="3989"/>
             <w:vAlign w:val="center"/>
+            <w:tcW w:w="3988" w:type="dxa"/>
             <w:tcMar>
-              <w:top w:w="120" w:type="dxa"/>
-              <w:bottom w:w="120" w:type="dxa"/>
-              <w:left w:w="160" w:type="dxa"/>
-              <w:right w:w="160" w:type="dxa"/>
+              <w:top w:w="80" w:type="dxa"/>
+              <w:bottom w:w="80" w:type="dxa"/>
+              <w:left w:w="100" w:type="dxa"/>
+              <w:right w:w="100" w:type="dxa"/>
             </w:tcMar>
-            <w:shd w:fill="FFFFFF"/>
+            <w:shd w:fill="FAFAFA"/>
           </w:tcPr>
           <w:p>
             <w:r/>
@@ -740,24 +737,11 @@
               <w:jc w:val="left"/>
             </w:pPr>
             <w:r>
-              <w:t>[TIEU_DE_BAI_2]</w:t>
+              <w:rPr>
+                <w:b/>
+              </w:rPr>
+              <w:t>[TIÊU_ĐỀ_BÀI_2]</w:t>
             </w:r>
-          </w:p>
-        </w:tc>
-        <w:tc>
-          <w:tcPr>
-            <w:tcW w:type="dxa" w:w="1201"/>
-            <w:vAlign w:val="center"/>
-            <w:tcMar>
-              <w:top w:w="120" w:type="dxa"/>
-              <w:bottom w:w="120" w:type="dxa"/>
-              <w:left w:w="160" w:type="dxa"/>
-              <w:right w:w="160" w:type="dxa"/>
-            </w:tcMar>
-            <w:shd w:fill="FFFFFF"/>
-          </w:tcPr>
-          <w:p>
-            <w:r/>
           </w:p>
           <w:p>
             <w:pPr>
@@ -771,15 +755,16 @@
         </w:tc>
         <w:tc>
           <w:tcPr>
-            <w:tcW w:type="dxa" w:w="1201"/>
+            <w:tcW w:type="dxa" w:w="1656"/>
             <w:vAlign w:val="center"/>
+            <w:tcW w:w="1655" w:type="dxa"/>
             <w:tcMar>
-              <w:top w:w="120" w:type="dxa"/>
-              <w:bottom w:w="120" w:type="dxa"/>
-              <w:left w:w="160" w:type="dxa"/>
-              <w:right w:w="160" w:type="dxa"/>
+              <w:top w:w="80" w:type="dxa"/>
+              <w:bottom w:w="80" w:type="dxa"/>
+              <w:left w:w="100" w:type="dxa"/>
+              <w:right w:w="100" w:type="dxa"/>
             </w:tcMar>
-            <w:shd w:fill="FFFFFF"/>
+            <w:shd w:fill="FAFAFA"/>
           </w:tcPr>
           <w:p>
             <w:r/>
@@ -790,19 +775,69 @@
               <w:jc w:val="left"/>
             </w:pPr>
             <w:r>
-              <w:t>Fanpage / Google Update</w:t>
+              <w:t>Kênh: Fanpage / Google GBP</w:t>
+            </w:r>
+          </w:p>
+          <w:p>
+            <w:pPr>
+              <w:spacing w:before="0" w:after="40" w:line="276" w:lineRule="auto"/>
+              <w:jc w:val="left"/>
+            </w:pPr>
+            <w:r>
+              <w:t>Link: [LINK_DOCS_2]</w:t>
             </w:r>
           </w:p>
         </w:tc>
         <w:tc>
           <w:tcPr>
-            <w:tcW w:type="dxa" w:w="1201"/>
+            <w:tcW w:type="dxa" w:w="1080"/>
             <w:vAlign w:val="center"/>
+            <w:tcW w:w="1080" w:type="dxa"/>
             <w:tcMar>
-              <w:top w:w="120" w:type="dxa"/>
-              <w:bottom w:w="120" w:type="dxa"/>
-              <w:left w:w="160" w:type="dxa"/>
-              <w:right w:w="160" w:type="dxa"/>
+              <w:top w:w="80" w:type="dxa"/>
+              <w:bottom w:w="80" w:type="dxa"/>
+              <w:left w:w="100" w:type="dxa"/>
+              <w:right w:w="100" w:type="dxa"/>
+            </w:tcMar>
+            <w:shd w:fill="FAFAFA"/>
+          </w:tcPr>
+          <w:p>
+            <w:r/>
+          </w:p>
+          <w:p>
+            <w:pPr>
+              <w:spacing w:before="0" w:after="40" w:line="276" w:lineRule="auto"/>
+              <w:jc w:val="center"/>
+            </w:pPr>
+            <w:r>
+              <w:t>[ ] APPROVED (Duyệt xuất bản)</w:t>
+            </w:r>
+          </w:p>
+          <w:p>
+            <w:pPr>
+              <w:spacing w:before="0" w:after="40" w:line="276" w:lineRule="auto"/>
+              <w:jc w:val="center"/>
+            </w:pPr>
+            <w:r>
+              <w:t>[ ] REVISION (Cần chỉnh sửa)</w:t>
+            </w:r>
+          </w:p>
+        </w:tc>
+      </w:tr>
+      <w:tr>
+        <w:trPr>
+          <w:cantSplit/>
+        </w:trPr>
+        <w:tc>
+          <w:tcPr>
+            <w:tcW w:type="dxa" w:w="936"/>
+            <w:vAlign w:val="center"/>
+            <w:tcW w:w="936" w:type="dxa"/>
+            <w:tcMar>
+              <w:top w:w="80" w:type="dxa"/>
+              <w:bottom w:w="80" w:type="dxa"/>
+              <w:left w:w="100" w:type="dxa"/>
+              <w:right w:w="100" w:type="dxa"/>
             </w:tcMar>
             <w:shd w:fill="FFFFFF"/>
           </w:tcPr>
@@ -812,102 +847,7 @@
           <w:p>
             <w:pPr>
               <w:spacing w:before="0" w:after="40" w:line="276" w:lineRule="auto"/>
-              <w:jc w:val="left"/>
-            </w:pPr>
-            <w:r>
-              <w:t>[LINK_DOCS_2]</w:t>
-            </w:r>
-          </w:p>
-        </w:tc>
-        <w:tc>
-          <w:tcPr>
-            <w:tcW w:type="dxa" w:w="1201"/>
-            <w:vAlign w:val="center"/>
-            <w:tcMar>
-              <w:top w:w="120" w:type="dxa"/>
-              <w:bottom w:w="120" w:type="dxa"/>
-              <w:left w:w="160" w:type="dxa"/>
-              <w:right w:w="160" w:type="dxa"/>
-            </w:tcMar>
-            <w:shd w:fill="FFFFFF"/>
-          </w:tcPr>
-          <w:p>
-            <w:r/>
-          </w:p>
-          <w:p>
-            <w:pPr>
-              <w:spacing w:before="0" w:after="40" w:line="276" w:lineRule="auto"/>
-              <w:jc w:val="left"/>
-            </w:pPr>
-            <w:r>
-              <w:t>[ ] Đồng ý xuất bản</w:t>
-            </w:r>
-          </w:p>
-          <w:p>
-            <w:pPr>
-              <w:spacing w:before="0" w:after="40" w:line="276" w:lineRule="auto"/>
-              <w:jc w:val="left"/>
-            </w:pPr>
-            <w:r>
-              <w:t>[ ] Yêu cầu chỉnh sửa</w:t>
-            </w:r>
-          </w:p>
-        </w:tc>
-        <w:tc>
-          <w:tcPr>
-            <w:tcW w:type="dxa" w:w="1201"/>
-            <w:vAlign w:val="center"/>
-            <w:tcMar>
-              <w:top w:w="120" w:type="dxa"/>
-              <w:bottom w:w="120" w:type="dxa"/>
-              <w:left w:w="160" w:type="dxa"/>
-              <w:right w:w="160" w:type="dxa"/>
-            </w:tcMar>
-            <w:shd w:fill="FFFFFF"/>
-          </w:tcPr>
-          <w:p>
-            <w:r/>
-          </w:p>
-          <w:p>
-            <w:pPr>
-              <w:spacing w:before="0" w:after="40" w:line="276" w:lineRule="auto"/>
-              <w:jc w:val="left"/>
-            </w:pPr>
-            <w:r>
-              <w:t>[ ] APPROVED</w:t>
-            </w:r>
-          </w:p>
-          <w:p>
-            <w:pPr>
-              <w:spacing w:before="0" w:after="40" w:line="276" w:lineRule="auto"/>
-              <w:jc w:val="left"/>
-            </w:pPr>
-            <w:r>
-              <w:t>[ ] REVISION</w:t>
-            </w:r>
-          </w:p>
-        </w:tc>
-      </w:tr>
-      <w:tr>
-        <w:tc>
-          <w:tcPr>
-            <w:tcW w:type="dxa" w:w="1201"/>
-            <w:vAlign w:val="center"/>
-            <w:tcMar>
-              <w:top w:w="120" w:type="dxa"/>
-              <w:bottom w:w="120" w:type="dxa"/>
-              <w:left w:w="160" w:type="dxa"/>
-              <w:right w:w="160" w:type="dxa"/>
-            </w:tcMar>
-            <w:shd w:fill="F8FAFC"/>
-          </w:tcPr>
-          <w:p>
-            <w:r/>
-          </w:p>
-          <w:p>
-            <w:pPr>
-              <w:spacing w:before="0" w:after="40" w:line="276" w:lineRule="auto"/>
-              <w:jc w:val="left"/>
+              <w:jc w:val="center"/>
             </w:pPr>
             <w:r>
               <w:rPr>
@@ -919,15 +859,16 @@
         </w:tc>
         <w:tc>
           <w:tcPr>
-            <w:tcW w:type="dxa" w:w="1201"/>
+            <w:tcW w:type="dxa" w:w="2088"/>
             <w:vAlign w:val="center"/>
+            <w:tcW w:w="2088" w:type="dxa"/>
             <w:tcMar>
-              <w:top w:w="120" w:type="dxa"/>
-              <w:bottom w:w="120" w:type="dxa"/>
-              <w:left w:w="160" w:type="dxa"/>
-              <w:right w:w="160" w:type="dxa"/>
+              <w:top w:w="80" w:type="dxa"/>
+              <w:bottom w:w="80" w:type="dxa"/>
+              <w:left w:w="100" w:type="dxa"/>
+              <w:right w:w="100" w:type="dxa"/>
             </w:tcMar>
-            <w:shd w:fill="F8FAFC"/>
+            <w:shd w:fill="FFFFFF"/>
           </w:tcPr>
           <w:p>
             <w:r/>
@@ -948,183 +889,14 @@
         </w:tc>
         <w:tc>
           <w:tcPr>
-            <w:tcW w:type="dxa" w:w="1201"/>
+            <w:tcW w:type="dxa" w:w="3989"/>
             <w:vAlign w:val="center"/>
+            <w:tcW w:w="3988" w:type="dxa"/>
             <w:tcMar>
-              <w:top w:w="120" w:type="dxa"/>
-              <w:bottom w:w="120" w:type="dxa"/>
-              <w:left w:w="160" w:type="dxa"/>
-              <w:right w:w="160" w:type="dxa"/>
-            </w:tcMar>
-            <w:shd w:fill="F8FAFC"/>
-          </w:tcPr>
-          <w:p>
-            <w:r/>
-          </w:p>
-          <w:p>
-            <w:pPr>
-              <w:spacing w:before="0" w:after="40" w:line="276" w:lineRule="auto"/>
-              <w:jc w:val="left"/>
-            </w:pPr>
-            <w:r>
-              <w:t>Mẫu quảng cáo Google Search RSA</w:t>
-            </w:r>
-          </w:p>
-        </w:tc>
-        <w:tc>
-          <w:tcPr>
-            <w:tcW w:type="dxa" w:w="1201"/>
-            <w:vAlign w:val="center"/>
-            <w:tcMar>
-              <w:top w:w="120" w:type="dxa"/>
-              <w:bottom w:w="120" w:type="dxa"/>
-              <w:left w:w="160" w:type="dxa"/>
-              <w:right w:w="160" w:type="dxa"/>
-            </w:tcMar>
-            <w:shd w:fill="F8FAFC"/>
-          </w:tcPr>
-          <w:p>
-            <w:r/>
-          </w:p>
-          <w:p>
-            <w:pPr>
-              <w:spacing w:before="0" w:after="40" w:line="276" w:lineRule="auto"/>
-              <w:jc w:val="left"/>
-            </w:pPr>
-            <w:r>
-              <w:t>15 Tiêu đề + 04 Đoạn mô tả</w:t>
-            </w:r>
-          </w:p>
-        </w:tc>
-        <w:tc>
-          <w:tcPr>
-            <w:tcW w:type="dxa" w:w="1201"/>
-            <w:vAlign w:val="center"/>
-            <w:tcMar>
-              <w:top w:w="120" w:type="dxa"/>
-              <w:bottom w:w="120" w:type="dxa"/>
-              <w:left w:w="160" w:type="dxa"/>
-              <w:right w:w="160" w:type="dxa"/>
-            </w:tcMar>
-            <w:shd w:fill="F8FAFC"/>
-          </w:tcPr>
-          <w:p>
-            <w:r/>
-          </w:p>
-          <w:p>
-            <w:pPr>
-              <w:spacing w:before="0" w:after="40" w:line="276" w:lineRule="auto"/>
-              <w:jc w:val="left"/>
-            </w:pPr>
-            <w:r>
-              <w:t>Google Ads Search</w:t>
-            </w:r>
-          </w:p>
-        </w:tc>
-        <w:tc>
-          <w:tcPr>
-            <w:tcW w:type="dxa" w:w="1201"/>
-            <w:vAlign w:val="center"/>
-            <w:tcMar>
-              <w:top w:w="120" w:type="dxa"/>
-              <w:bottom w:w="120" w:type="dxa"/>
-              <w:left w:w="160" w:type="dxa"/>
-              <w:right w:w="160" w:type="dxa"/>
-            </w:tcMar>
-            <w:shd w:fill="F8FAFC"/>
-          </w:tcPr>
-          <w:p>
-            <w:r/>
-          </w:p>
-          <w:p>
-            <w:pPr>
-              <w:spacing w:before="0" w:after="40" w:line="276" w:lineRule="auto"/>
-              <w:jc w:val="left"/>
-            </w:pPr>
-            <w:r>
-              <w:t>[LINK_DOCS_3]</w:t>
-            </w:r>
-          </w:p>
-        </w:tc>
-        <w:tc>
-          <w:tcPr>
-            <w:tcW w:type="dxa" w:w="1201"/>
-            <w:vAlign w:val="center"/>
-            <w:tcMar>
-              <w:top w:w="120" w:type="dxa"/>
-              <w:bottom w:w="120" w:type="dxa"/>
-              <w:left w:w="160" w:type="dxa"/>
-              <w:right w:w="160" w:type="dxa"/>
-            </w:tcMar>
-            <w:shd w:fill="F8FAFC"/>
-          </w:tcPr>
-          <w:p>
-            <w:r/>
-          </w:p>
-          <w:p>
-            <w:pPr>
-              <w:spacing w:before="0" w:after="40" w:line="276" w:lineRule="auto"/>
-              <w:jc w:val="left"/>
-            </w:pPr>
-            <w:r>
-              <w:t>[ ] Đồng ý lên chiến dịch</w:t>
-            </w:r>
-          </w:p>
-          <w:p>
-            <w:pPr>
-              <w:spacing w:before="0" w:after="40" w:line="276" w:lineRule="auto"/>
-              <w:jc w:val="left"/>
-            </w:pPr>
-            <w:r>
-              <w:t>[ ] Cần đổi từ khóa</w:t>
-            </w:r>
-          </w:p>
-        </w:tc>
-        <w:tc>
-          <w:tcPr>
-            <w:tcW w:type="dxa" w:w="1201"/>
-            <w:vAlign w:val="center"/>
-            <w:tcMar>
-              <w:top w:w="120" w:type="dxa"/>
-              <w:bottom w:w="120" w:type="dxa"/>
-              <w:left w:w="160" w:type="dxa"/>
-              <w:right w:w="160" w:type="dxa"/>
-            </w:tcMar>
-            <w:shd w:fill="F8FAFC"/>
-          </w:tcPr>
-          <w:p>
-            <w:r/>
-          </w:p>
-          <w:p>
-            <w:pPr>
-              <w:spacing w:before="0" w:after="40" w:line="276" w:lineRule="auto"/>
-              <w:jc w:val="left"/>
-            </w:pPr>
-            <w:r>
-              <w:t>[ ] APPROVED</w:t>
-            </w:r>
-          </w:p>
-          <w:p>
-            <w:pPr>
-              <w:spacing w:before="0" w:after="40" w:line="276" w:lineRule="auto"/>
-              <w:jc w:val="left"/>
-            </w:pPr>
-            <w:r>
-              <w:t>[ ] REVISION</w:t>
-            </w:r>
-          </w:p>
-        </w:tc>
-      </w:tr>
-      <w:tr>
-        <w:tc>
-          <w:tcPr>
-            <w:tcW w:type="dxa" w:w="1201"/>
-            <w:vAlign w:val="center"/>
-            <w:tcMar>
-              <w:top w:w="120" w:type="dxa"/>
-              <w:bottom w:w="120" w:type="dxa"/>
-              <w:left w:w="160" w:type="dxa"/>
-              <w:right w:w="160" w:type="dxa"/>
+              <w:top w:w="80" w:type="dxa"/>
+              <w:bottom w:w="80" w:type="dxa"/>
+              <w:left w:w="100" w:type="dxa"/>
+              <w:right w:w="100" w:type="dxa"/>
             </w:tcMar>
             <w:shd w:fill="FFFFFF"/>
           </w:tcPr>
@@ -1140,21 +912,135 @@
               <w:rPr>
                 <w:b/>
               </w:rPr>
+              <w:t>Mẫu quảng cáo Google Ads RSA</w:t>
+            </w:r>
+          </w:p>
+          <w:p>
+            <w:pPr>
+              <w:spacing w:before="0" w:after="40" w:line="276" w:lineRule="auto"/>
+              <w:jc w:val="left"/>
+            </w:pPr>
+            <w:r>
+              <w:t>15 Tiêu đề + 04 Đoạn mô tả</w:t>
+            </w:r>
+          </w:p>
+        </w:tc>
+        <w:tc>
+          <w:tcPr>
+            <w:tcW w:type="dxa" w:w="1656"/>
+            <w:vAlign w:val="center"/>
+            <w:tcW w:w="1655" w:type="dxa"/>
+            <w:tcMar>
+              <w:top w:w="80" w:type="dxa"/>
+              <w:bottom w:w="80" w:type="dxa"/>
+              <w:left w:w="100" w:type="dxa"/>
+              <w:right w:w="100" w:type="dxa"/>
+            </w:tcMar>
+            <w:shd w:fill="FFFFFF"/>
+          </w:tcPr>
+          <w:p>
+            <w:r/>
+          </w:p>
+          <w:p>
+            <w:pPr>
+              <w:spacing w:before="0" w:after="40" w:line="276" w:lineRule="auto"/>
+              <w:jc w:val="left"/>
+            </w:pPr>
+            <w:r>
+              <w:t>Kênh: Google Ads Search</w:t>
+            </w:r>
+          </w:p>
+          <w:p>
+            <w:pPr>
+              <w:spacing w:before="0" w:after="40" w:line="276" w:lineRule="auto"/>
+              <w:jc w:val="left"/>
+            </w:pPr>
+            <w:r>
+              <w:t>Link: [LINK_DOCS_3]</w:t>
+            </w:r>
+          </w:p>
+        </w:tc>
+        <w:tc>
+          <w:tcPr>
+            <w:tcW w:type="dxa" w:w="1080"/>
+            <w:vAlign w:val="center"/>
+            <w:tcW w:w="1080" w:type="dxa"/>
+            <w:tcMar>
+              <w:top w:w="80" w:type="dxa"/>
+              <w:bottom w:w="80" w:type="dxa"/>
+              <w:left w:w="100" w:type="dxa"/>
+              <w:right w:w="100" w:type="dxa"/>
+            </w:tcMar>
+            <w:shd w:fill="FFFFFF"/>
+          </w:tcPr>
+          <w:p>
+            <w:r/>
+          </w:p>
+          <w:p>
+            <w:pPr>
+              <w:spacing w:before="0" w:after="40" w:line="276" w:lineRule="auto"/>
+              <w:jc w:val="center"/>
+            </w:pPr>
+            <w:r>
+              <w:t>[ ] APPROVED (Lên chiến dịch)</w:t>
+            </w:r>
+          </w:p>
+          <w:p>
+            <w:pPr>
+              <w:spacing w:before="0" w:after="40" w:line="276" w:lineRule="auto"/>
+              <w:jc w:val="center"/>
+            </w:pPr>
+            <w:r>
+              <w:t>[ ] REVISION (Cần đổi từ khóa)</w:t>
+            </w:r>
+          </w:p>
+        </w:tc>
+      </w:tr>
+      <w:tr>
+        <w:trPr>
+          <w:cantSplit/>
+        </w:trPr>
+        <w:tc>
+          <w:tcPr>
+            <w:tcW w:type="dxa" w:w="936"/>
+            <w:vAlign w:val="center"/>
+            <w:tcW w:w="936" w:type="dxa"/>
+            <w:tcMar>
+              <w:top w:w="80" w:type="dxa"/>
+              <w:bottom w:w="80" w:type="dxa"/>
+              <w:left w:w="100" w:type="dxa"/>
+              <w:right w:w="100" w:type="dxa"/>
+            </w:tcMar>
+            <w:shd w:fill="FAFAFA"/>
+          </w:tcPr>
+          <w:p>
+            <w:r/>
+          </w:p>
+          <w:p>
+            <w:pPr>
+              <w:spacing w:before="0" w:after="40" w:line="276" w:lineRule="auto"/>
+              <w:jc w:val="center"/>
+            </w:pPr>
+            <w:r>
+              <w:rPr>
+                <w:b/>
+              </w:rPr>
               <w:t>04</w:t>
             </w:r>
           </w:p>
         </w:tc>
         <w:tc>
           <w:tcPr>
-            <w:tcW w:type="dxa" w:w="1201"/>
+            <w:tcW w:type="dxa" w:w="2088"/>
             <w:vAlign w:val="center"/>
+            <w:tcW w:w="2088" w:type="dxa"/>
             <w:tcMar>
-              <w:top w:w="120" w:type="dxa"/>
-              <w:bottom w:w="120" w:type="dxa"/>
-              <w:left w:w="160" w:type="dxa"/>
-              <w:right w:w="160" w:type="dxa"/>
+              <w:top w:w="80" w:type="dxa"/>
+              <w:bottom w:w="80" w:type="dxa"/>
+              <w:left w:w="100" w:type="dxa"/>
+              <w:right w:w="100" w:type="dxa"/>
             </w:tcMar>
-            <w:shd w:fill="FFFFFF"/>
+            <w:shd w:fill="FAFAFA"/>
           </w:tcPr>
           <w:p>
             <w:r/>
@@ -1175,15 +1061,16 @@
         </w:tc>
         <w:tc>
           <w:tcPr>
-            <w:tcW w:type="dxa" w:w="1201"/>
+            <w:tcW w:type="dxa" w:w="3989"/>
             <w:vAlign w:val="center"/>
+            <w:tcW w:w="3988" w:type="dxa"/>
             <w:tcMar>
-              <w:top w:w="120" w:type="dxa"/>
-              <w:bottom w:w="120" w:type="dxa"/>
-              <w:left w:w="160" w:type="dxa"/>
-              <w:right w:w="160" w:type="dxa"/>
+              <w:top w:w="80" w:type="dxa"/>
+              <w:bottom w:w="80" w:type="dxa"/>
+              <w:left w:w="100" w:type="dxa"/>
+              <w:right w:w="100" w:type="dxa"/>
             </w:tcMar>
-            <w:shd w:fill="FFFFFF"/>
+            <w:shd w:fill="FAFAFA"/>
           </w:tcPr>
           <w:p>
             <w:r/>
@@ -1194,24 +1081,11 @@
               <w:jc w:val="left"/>
             </w:pPr>
             <w:r>
-              <w:t>Bộ Banner chương trình khuyến mại</w:t>
+              <w:rPr>
+                <w:b/>
+              </w:rPr>
+              <w:t>Bộ Banner khuyến mại</w:t>
             </w:r>
-          </w:p>
-        </w:tc>
-        <w:tc>
-          <w:tcPr>
-            <w:tcW w:type="dxa" w:w="1201"/>
-            <w:vAlign w:val="center"/>
-            <w:tcMar>
-              <w:top w:w="120" w:type="dxa"/>
-              <w:bottom w:w="120" w:type="dxa"/>
-              <w:left w:w="160" w:type="dxa"/>
-              <w:right w:w="160" w:type="dxa"/>
-            </w:tcMar>
-            <w:shd w:fill="FFFFFF"/>
-          </w:tcPr>
-          <w:p>
-            <w:r/>
           </w:p>
           <w:p>
             <w:pPr>
@@ -1225,15 +1099,16 @@
         </w:tc>
         <w:tc>
           <w:tcPr>
-            <w:tcW w:type="dxa" w:w="1201"/>
+            <w:tcW w:type="dxa" w:w="1656"/>
             <w:vAlign w:val="center"/>
+            <w:tcW w:w="1655" w:type="dxa"/>
             <w:tcMar>
-              <w:top w:w="120" w:type="dxa"/>
-              <w:bottom w:w="120" w:type="dxa"/>
-              <w:left w:w="160" w:type="dxa"/>
-              <w:right w:w="160" w:type="dxa"/>
+              <w:top w:w="80" w:type="dxa"/>
+              <w:bottom w:w="80" w:type="dxa"/>
+              <w:left w:w="100" w:type="dxa"/>
+              <w:right w:w="100" w:type="dxa"/>
             </w:tcMar>
-            <w:shd w:fill="FFFFFF"/>
+            <w:shd w:fill="FAFAFA"/>
           </w:tcPr>
           <w:p>
             <w:r/>
@@ -1244,82 +1119,7 @@
               <w:jc w:val="left"/>
             </w:pPr>
             <w:r>
-              <w:t>Fanpage Ads / Web Banner</w:t>
-            </w:r>
-          </w:p>
-        </w:tc>
-        <w:tc>
-          <w:tcPr>
-            <w:tcW w:type="dxa" w:w="1201"/>
-            <w:vAlign w:val="center"/>
-            <w:tcMar>
-              <w:top w:w="120" w:type="dxa"/>
-              <w:bottom w:w="120" w:type="dxa"/>
-              <w:left w:w="160" w:type="dxa"/>
-              <w:right w:w="160" w:type="dxa"/>
-            </w:tcMar>
-            <w:shd w:fill="FFFFFF"/>
-          </w:tcPr>
-          <w:p>
-            <w:r/>
-          </w:p>
-          <w:p>
-            <w:pPr>
-              <w:spacing w:before="0" w:after="40" w:line="276" w:lineRule="auto"/>
-              <w:jc w:val="left"/>
-            </w:pPr>
-            <w:r>
-              <w:t>[LINK_DRIVE_4]</w:t>
-            </w:r>
-          </w:p>
-        </w:tc>
-        <w:tc>
-          <w:tcPr>
-            <w:tcW w:type="dxa" w:w="1201"/>
-            <w:vAlign w:val="center"/>
-            <w:tcMar>
-              <w:top w:w="120" w:type="dxa"/>
-              <w:bottom w:w="120" w:type="dxa"/>
-              <w:left w:w="160" w:type="dxa"/>
-              <w:right w:w="160" w:type="dxa"/>
-            </w:tcMar>
-            <w:shd w:fill="FFFFFF"/>
-          </w:tcPr>
-          <w:p>
-            <w:r/>
-          </w:p>
-          <w:p>
-            <w:pPr>
-              <w:spacing w:before="0" w:after="40" w:line="276" w:lineRule="auto"/>
-              <w:jc w:val="left"/>
-            </w:pPr>
-            <w:r>
-              <w:t>[ ] Đã duyệt thiết kế</w:t>
-            </w:r>
-          </w:p>
-        </w:tc>
-        <w:tc>
-          <w:tcPr>
-            <w:tcW w:type="dxa" w:w="1201"/>
-            <w:vAlign w:val="center"/>
-            <w:tcMar>
-              <w:top w:w="120" w:type="dxa"/>
-              <w:bottom w:w="120" w:type="dxa"/>
-              <w:left w:w="160" w:type="dxa"/>
-              <w:right w:w="160" w:type="dxa"/>
-            </w:tcMar>
-            <w:shd w:fill="FFFFFF"/>
-          </w:tcPr>
-          <w:p>
-            <w:r/>
-          </w:p>
-          <w:p>
-            <w:pPr>
-              <w:spacing w:before="0" w:after="40" w:line="276" w:lineRule="auto"/>
-              <w:jc w:val="left"/>
-            </w:pPr>
-            <w:r>
-              <w:t>[ ] APPROVED</w:t>
+              <w:t>Kênh: Fanpage / Ads / Web</w:t>
             </w:r>
           </w:p>
           <w:p>
@@ -1328,7 +1128,42 @@
               <w:jc w:val="left"/>
             </w:pPr>
             <w:r>
-              <w:t>[ ] REVISION</w:t>
+              <w:t>Link: [LINK_DRIVE_4]</w:t>
+            </w:r>
+          </w:p>
+        </w:tc>
+        <w:tc>
+          <w:tcPr>
+            <w:tcW w:type="dxa" w:w="1080"/>
+            <w:vAlign w:val="center"/>
+            <w:tcW w:w="1080" w:type="dxa"/>
+            <w:tcMar>
+              <w:top w:w="80" w:type="dxa"/>
+              <w:bottom w:w="80" w:type="dxa"/>
+              <w:left w:w="100" w:type="dxa"/>
+              <w:right w:w="100" w:type="dxa"/>
+            </w:tcMar>
+            <w:shd w:fill="FAFAFA"/>
+          </w:tcPr>
+          <w:p>
+            <w:r/>
+          </w:p>
+          <w:p>
+            <w:pPr>
+              <w:spacing w:before="0" w:after="40" w:line="276" w:lineRule="auto"/>
+              <w:jc w:val="center"/>
+            </w:pPr>
+            <w:r>
+              <w:t>[ ] APPROVED (Duyệt thiết kế)</w:t>
+            </w:r>
+          </w:p>
+          <w:p>
+            <w:pPr>
+              <w:spacing w:before="0" w:after="40" w:line="276" w:lineRule="auto"/>
+              <w:jc w:val="center"/>
+            </w:pPr>
+            <w:r>
+              <w:t>[ ] REVISION (Cần sửa chi tiết)</w:t>
             </w:r>
           </w:p>
         </w:tc>
@@ -1341,53 +1176,31 @@
     </w:p>
     <w:p>
       <w:pPr>
-        <w:spacing w:after="120" w:before="80"/>
-      </w:pPr>
-      <w:r>
-        <w:rPr>
-          <w:color w:val="CBD5E1"/>
-        </w:rPr>
-        <w:t>―――――――――――――――――――――――――――――――――――――――――――――――――――――――</w:t>
-      </w:r>
-    </w:p>
-    <w:p>
-      <w:pPr>
-        <w:spacing w:before="160" w:after="60"/>
+        <w:spacing w:before="180" w:after="60" w:line="276" w:lineRule="auto"/>
+        <w:jc w:val="left"/>
       </w:pPr>
       <w:r>
         <w:rPr>
           <w:b/>
-          <w:color w:val="0D7647"/>
-          <w:sz w:val="23"/>
+          <w:color w:val="0F172A"/>
+          <w:sz w:val="22"/>
         </w:rPr>
         <w:t>PHẦN II: QUY CHẾ PHÊ DUYỆT VÀ RANH GIỚI TRÁCH NHIỆM</w:t>
       </w:r>
     </w:p>
     <w:p>
       <w:pPr>
-        <w:spacing w:after="80" w:before="0" w:line="276" w:lineRule="auto"/>
-        <w:jc w:val="left"/>
+        <w:spacing w:before="20" w:after="60" w:line="276" w:lineRule="auto"/>
+        <w:jc w:val="both"/>
       </w:pPr>
       <w:r>
-        <w:t xml:space="preserve">Nhằm bảo đảm tính chính xác của thông tin và quyền lợi của Hai Bên theo Phụ lục </w:t>
-      </w:r>
-      <w:r>
-        <w:rPr>
-          <w:rFonts w:ascii="Consolas" w:hAnsi="Consolas"/>
-          <w:color w:val="B42828"/>
-          <w:sz w:val="20"/>
-        </w:rPr>
-        <w:t>LM-APP-CON-08</w:t>
-      </w:r>
-      <w:r>
-        <w:t>, Hai Bên xác nhận các nguyên tắc sau:</w:t>
+        <w:t>Nhằm bảo đảm tính chính xác của thông tin và quyền lợi của Hai Bên theo Phụ lục dịch vụ nội dung, Hai Bên xác nhận các nguyên tắc sau:</w:t>
       </w:r>
     </w:p>
     <w:p>
       <w:pPr>
-        <w:spacing w:after="60" w:before="20" w:line="276" w:lineRule="auto"/>
-        <w:ind w:left="288"/>
-        <w:jc w:val="left"/>
+        <w:spacing w:before="20" w:after="60" w:line="276" w:lineRule="auto"/>
+        <w:jc w:val="both"/>
       </w:pPr>
       <w:r>
         <w:t xml:space="preserve">1. </w:t>
@@ -1401,15 +1214,15 @@
     </w:p>
     <w:p>
       <w:pPr>
-        <w:spacing w:after="60" w:before="20" w:line="276" w:lineRule="auto"/>
+        <w:spacing w:before="20" w:after="40" w:line="276" w:lineRule="auto"/>
         <w:ind w:left="360"/>
-        <w:jc w:val="left"/>
+        <w:jc w:val="both"/>
       </w:pPr>
       <w:r>
         <w:rPr>
           <w:b/>
         </w:rPr>
-        <w:t>•  Bước 1 (Draft):</w:t>
+        <w:t>Bước 1 (Draft):</w:t>
       </w:r>
       <w:r>
         <w:t xml:space="preserve"> LocalMate gửi bản thảo nội dung qua link Google Docs/Drive trước ngày xuất bản dự kiến tối thiểu </w:t>
@@ -1426,15 +1239,15 @@
     </w:p>
     <w:p>
       <w:pPr>
-        <w:spacing w:after="60" w:before="20" w:line="276" w:lineRule="auto"/>
+        <w:spacing w:before="20" w:after="40" w:line="276" w:lineRule="auto"/>
         <w:ind w:left="360"/>
-        <w:jc w:val="left"/>
+        <w:jc w:val="both"/>
       </w:pPr>
       <w:r>
         <w:rPr>
           <w:b/>
         </w:rPr>
-        <w:t>•  Bước 2 (Review):</w:t>
+        <w:t>Bước 2 (Review):</w:t>
       </w:r>
       <w:r>
         <w:t xml:space="preserve"> Khách hàng kiểm tra thông tin kỹ thuật, tính chính xác của sản phẩm, giá bán, thời hạn khuyến mại và phản hồi;</w:t>
@@ -1442,15 +1255,15 @@
     </w:p>
     <w:p>
       <w:pPr>
-        <w:spacing w:after="60" w:before="20" w:line="276" w:lineRule="auto"/>
+        <w:spacing w:before="20" w:after="40" w:line="276" w:lineRule="auto"/>
         <w:ind w:left="360"/>
-        <w:jc w:val="left"/>
+        <w:jc w:val="both"/>
       </w:pPr>
       <w:r>
         <w:rPr>
           <w:b/>
         </w:rPr>
-        <w:t>•  Bước 3 (Approved):</w:t>
+        <w:t>Bước 3 (Approved):</w:t>
       </w:r>
       <w:r>
         <w:t xml:space="preserve"> Khách hàng ký xác nhận vào phiếu này hoặc phản hồi </w:t>
@@ -1467,15 +1280,15 @@
     </w:p>
     <w:p>
       <w:pPr>
-        <w:spacing w:after="60" w:before="20" w:line="276" w:lineRule="auto"/>
+        <w:spacing w:before="20" w:after="40" w:line="276" w:lineRule="auto"/>
         <w:ind w:left="360"/>
-        <w:jc w:val="left"/>
+        <w:jc w:val="both"/>
       </w:pPr>
       <w:r>
         <w:rPr>
           <w:b/>
         </w:rPr>
-        <w:t>•  Bước 4 (Published):</w:t>
+        <w:t>Bước 4 (Published):</w:t>
       </w:r>
       <w:r>
         <w:t xml:space="preserve"> LocalMate lên lịch và phát hành nội dung theo đúng kế hoạch.</w:t>
@@ -1483,9 +1296,8 @@
     </w:p>
     <w:p>
       <w:pPr>
-        <w:spacing w:after="60" w:before="20" w:line="276" w:lineRule="auto"/>
-        <w:ind w:left="288"/>
-        <w:jc w:val="left"/>
+        <w:spacing w:before="20" w:after="60" w:line="276" w:lineRule="auto"/>
+        <w:jc w:val="both"/>
       </w:pPr>
       <w:r>
         <w:t xml:space="preserve">2. </w:t>
@@ -1494,17 +1306,17 @@
         <w:rPr>
           <w:b/>
         </w:rPr>
-        <w:t>Hiệu lực của sự phê duyệt &amp; Chống "Sếp đổi ý":</w:t>
+        <w:t>Hiệu lực của sự phê duyệt &amp; Tránh thay đổi ý kiến đột ngột:</w:t>
       </w:r>
     </w:p>
     <w:p>
       <w:pPr>
-        <w:spacing w:after="60" w:before="20" w:line="276" w:lineRule="auto"/>
+        <w:spacing w:before="20" w:after="40" w:line="276" w:lineRule="auto"/>
         <w:ind w:left="360"/>
-        <w:jc w:val="left"/>
+        <w:jc w:val="both"/>
       </w:pPr>
       <w:r>
-        <w:t xml:space="preserve">•  Một khi nội dung đã được Khách hàng xác nhận "APPROVED" (bằng phiếu này hoặc bằng email/tin nhắn văn bản của người đại diện có thẩm quyền), nội dung đó được coi là </w:t>
+        <w:t xml:space="preserve">Một khi nội dung đã được Khách hàng xác nhận "APPROVED" (bằng phiếu này hoặc bằng email/tin nhắn văn bản của người đại diện có thẩm quyền), nội dung đó được coi là </w:t>
       </w:r>
       <w:r>
         <w:rPr>
@@ -1518,12 +1330,12 @@
     </w:p>
     <w:p>
       <w:pPr>
-        <w:spacing w:after="60" w:before="20" w:line="276" w:lineRule="auto"/>
+        <w:spacing w:before="20" w:after="40" w:line="276" w:lineRule="auto"/>
         <w:ind w:left="360"/>
-        <w:jc w:val="left"/>
+        <w:jc w:val="both"/>
       </w:pPr>
       <w:r>
-        <w:t xml:space="preserve">•  Trường hợp nội dung đã xuất bản hoặc đã duyệt xong mà Khách hàng (hoặc cấp trên của Khách hàng) đổi ý muốn hủy bỏ, viết lại toàn bộ hoặc thay đổi hoàn toàn chủ đề: Công việc làm lại đó sẽ được tính là </w:t>
+        <w:t xml:space="preserve">Trường hợp nội dung đã xuất bản hoặc đã duyệt xong mà Khách hàng đổi ý muốn hủy bỏ, viết lại toàn bộ hoặc thay đổi hoàn toàn chủ đề: Công việc làm lại đó sẽ được tính là </w:t>
       </w:r>
       <w:r>
         <w:rPr>
@@ -1532,24 +1344,23 @@
         <w:t>Ấn phẩm sản xuất bổ sung ngoài định ngạch</w:t>
       </w:r>
       <w:r>
-        <w:t xml:space="preserve"> và tính phí phát sinh theo đơn giá quy định tại SOW;</w:t>
+        <w:t xml:space="preserve"> và tính phí phát sinh theo đơn giá quy định tại Đơn Đặt Hàng (SOW);</w:t>
       </w:r>
     </w:p>
     <w:p>
       <w:pPr>
-        <w:spacing w:after="60" w:before="20" w:line="276" w:lineRule="auto"/>
+        <w:spacing w:before="20" w:after="40" w:line="276" w:lineRule="auto"/>
         <w:ind w:left="360"/>
-        <w:jc w:val="left"/>
+        <w:jc w:val="both"/>
       </w:pPr>
       <w:r>
-        <w:t>•  LocalMate chỉ hỗ trợ chỉnh sửa miễn phí các lỗi chính tả, câu chữ nhỏ hoặc cập nhật số hotline/địa chỉ phát sinh.</w:t>
+        <w:t>LocalMate chỉ hỗ trợ chỉnh sửa miễn phí các lỗi chính tả, câu chữ nhỏ hoặc cập nhật số hotline/địa chỉ phát sinh.</w:t>
       </w:r>
     </w:p>
     <w:p>
       <w:pPr>
-        <w:spacing w:after="60" w:before="20" w:line="276" w:lineRule="auto"/>
-        <w:ind w:left="288"/>
-        <w:jc w:val="left"/>
+        <w:spacing w:before="20" w:after="60" w:line="276" w:lineRule="auto"/>
+        <w:jc w:val="both"/>
       </w:pPr>
       <w:r>
         <w:t xml:space="preserve">3. </w:t>
@@ -1563,52 +1374,42 @@
     </w:p>
     <w:p>
       <w:pPr>
-        <w:spacing w:after="60" w:before="20" w:line="276" w:lineRule="auto"/>
+        <w:spacing w:before="20" w:after="40" w:line="276" w:lineRule="auto"/>
         <w:ind w:left="360"/>
-        <w:jc w:val="left"/>
+        <w:jc w:val="both"/>
       </w:pPr>
       <w:r>
-        <w:t>•  Khách hàng chịu trách nhiệm toàn bộ về tính chính xác của bảng giá, thông số kỹ thuật sản phẩm, điều kiện áp dụng ưu đãi và tính pháp lý của giấy phép ngành nghề có liên quan;</w:t>
+        <w:t>Khách hàng chịu trách nhiệm toàn bộ về tính chính xác của bảng giá, thông số kỹ thuật sản phẩm, điều kiện áp dụng ưu đãi và tính pháp lý của giấy phép ngành nghề có liên quan;</w:t>
       </w:r>
     </w:p>
     <w:p>
       <w:pPr>
-        <w:spacing w:after="60" w:before="20" w:line="276" w:lineRule="auto"/>
+        <w:spacing w:before="20" w:after="40" w:line="276" w:lineRule="auto"/>
         <w:ind w:left="360"/>
-        <w:jc w:val="left"/>
+        <w:jc w:val="both"/>
       </w:pPr>
       <w:r>
-        <w:t>•  LocalMate chịu trách nhiệm về kỹ thuật chuẩn SEO, bản quyền hình ảnh thiết kế (trừ hình do Khách cung cấp) và tính thẩm mỹ đồ họa.</w:t>
+        <w:t>LocalMate chịu trách nhiệm về kỹ thuật chuẩn SEO, bản quyền hình ảnh thiết kế (trừ hình do Khách hàng cung cấp) và tính thẩm mỹ đồ họa.</w:t>
       </w:r>
     </w:p>
     <w:p>
       <w:pPr>
-        <w:spacing w:after="120" w:before="80"/>
-      </w:pPr>
-      <w:r>
-        <w:rPr>
-          <w:color w:val="CBD5E1"/>
-        </w:rPr>
-        <w:t>―――――――――――――――――――――――――――――――――――――――――――――――――――――――</w:t>
-      </w:r>
-    </w:p>
-    <w:p>
-      <w:pPr>
-        <w:spacing w:before="160" w:after="60"/>
+        <w:spacing w:before="180" w:after="60" w:line="276" w:lineRule="auto"/>
+        <w:jc w:val="left"/>
       </w:pPr>
       <w:r>
         <w:rPr>
           <w:b/>
-          <w:color w:val="0D7647"/>
-          <w:sz w:val="23"/>
+          <w:color w:val="0F172A"/>
+          <w:sz w:val="22"/>
         </w:rPr>
         <w:t>PHẦN III: XÁC NHẬN CHẤP THUẬN PHÁT HÀNH (SIGN-OFF)</w:t>
       </w:r>
     </w:p>
     <w:p>
       <w:pPr>
-        <w:spacing w:after="80" w:before="0" w:line="276" w:lineRule="auto"/>
-        <w:jc w:val="left"/>
+        <w:spacing w:before="20" w:after="60" w:line="276" w:lineRule="auto"/>
+        <w:jc w:val="both"/>
       </w:pPr>
       <w:r>
         <w:t xml:space="preserve">Đại diện Khách hàng xác nhận đã kiểm duyệt đầy đủ các nội dung được đánh dấu </w:t>
@@ -1616,8 +1417,7 @@
       <w:r>
         <w:rPr>
           <w:rFonts w:ascii="Consolas" w:hAnsi="Consolas"/>
-          <w:color w:val="B42828"/>
-          <w:sz w:val="20"/>
+          <w:sz w:val="19"/>
         </w:rPr>
         <w:t>APPROVED</w:t>
       </w:r>
@@ -1627,8 +1427,8 @@
     </w:p>
     <w:p>
       <w:pPr>
-        <w:spacing w:after="80" w:before="0" w:line="276" w:lineRule="auto"/>
-        <w:jc w:val="left"/>
+        <w:spacing w:before="20" w:after="60" w:line="276" w:lineRule="auto"/>
+        <w:jc w:val="both"/>
       </w:pPr>
       <w:r>
         <w:rPr>
@@ -1652,21 +1452,25 @@
         </w:tblBorders>
       </w:tblPr>
       <w:tblGrid>
-        <w:gridCol w:w="4802"/>
-        <w:gridCol w:w="4802"/>
+        <w:gridCol w:w="4874"/>
+        <w:gridCol w:w="4874"/>
       </w:tblGrid>
       <w:tr>
+        <w:trPr>
+          <w:cantSplit/>
+        </w:trPr>
         <w:tc>
           <w:tcPr>
-            <w:tcW w:type="dxa" w:w="4802"/>
+            <w:tcW w:type="dxa" w:w="4867"/>
             <w:vAlign w:val="center"/>
+            <w:tcW w:w="4867" w:type="dxa"/>
             <w:tcMar>
-              <w:top w:w="120" w:type="dxa"/>
-              <w:bottom w:w="120" w:type="dxa"/>
-              <w:left w:w="160" w:type="dxa"/>
-              <w:right w:w="160" w:type="dxa"/>
+              <w:top w:w="90" w:type="dxa"/>
+              <w:bottom w:w="90" w:type="dxa"/>
+              <w:left w:w="100" w:type="dxa"/>
+              <w:right w:w="100" w:type="dxa"/>
             </w:tcMar>
-            <w:shd w:fill="EDF7F1"/>
+            <w:shd w:fill="F8FAFC"/>
           </w:tcPr>
           <w:p>
             <w:r/>
@@ -1679,7 +1483,7 @@
             <w:r>
               <w:rPr>
                 <w:b/>
-                <w:color w:val="0D7647"/>
+                <w:sz w:val="20"/>
               </w:rPr>
               <w:t>ĐẠI DIỆN NGƯỜI DUYỆT (KHÁCH HÀNG)</w:t>
             </w:r>
@@ -1687,15 +1491,16 @@
         </w:tc>
         <w:tc>
           <w:tcPr>
-            <w:tcW w:type="dxa" w:w="4802"/>
+            <w:tcW w:type="dxa" w:w="4882"/>
             <w:vAlign w:val="center"/>
+            <w:tcW w:w="4881" w:type="dxa"/>
             <w:tcMar>
-              <w:top w:w="120" w:type="dxa"/>
-              <w:bottom w:w="120" w:type="dxa"/>
-              <w:left w:w="160" w:type="dxa"/>
-              <w:right w:w="160" w:type="dxa"/>
+              <w:top w:w="90" w:type="dxa"/>
+              <w:bottom w:w="90" w:type="dxa"/>
+              <w:left w:w="100" w:type="dxa"/>
+              <w:right w:w="100" w:type="dxa"/>
             </w:tcMar>
-            <w:shd w:fill="EDF7F1"/>
+            <w:shd w:fill="F8FAFC"/>
           </w:tcPr>
           <w:p>
             <w:r/>
@@ -1708,7 +1513,7 @@
             <w:r>
               <w:rPr>
                 <w:b/>
-                <w:color w:val="0D7647"/>
+                <w:sz w:val="20"/>
               </w:rPr>
               <w:t>ĐẠI DIỆN PHỤ TRÁCH NỘI DUNG (LOCALMATE)</w:t>
             </w:r>
@@ -1716,17 +1521,21 @@
         </w:tc>
       </w:tr>
       <w:tr>
+        <w:trPr>
+          <w:cantSplit/>
+        </w:trPr>
         <w:tc>
           <w:tcPr>
-            <w:tcW w:type="dxa" w:w="4802"/>
+            <w:tcW w:type="dxa" w:w="4867"/>
             <w:vAlign w:val="center"/>
+            <w:tcW w:w="4867" w:type="dxa"/>
             <w:tcMar>
-              <w:top w:w="120" w:type="dxa"/>
-              <w:bottom w:w="120" w:type="dxa"/>
-              <w:left w:w="160" w:type="dxa"/>
-              <w:right w:w="160" w:type="dxa"/>
+              <w:top w:w="80" w:type="dxa"/>
+              <w:bottom w:w="80" w:type="dxa"/>
+              <w:left w:w="100" w:type="dxa"/>
+              <w:right w:w="100" w:type="dxa"/>
             </w:tcMar>
-            <w:shd w:fill="F8FAFC"/>
+            <w:shd w:fill="FFFFFF"/>
           </w:tcPr>
           <w:p>
             <w:r/>
@@ -1746,15 +1555,16 @@
         </w:tc>
         <w:tc>
           <w:tcPr>
-            <w:tcW w:type="dxa" w:w="4802"/>
+            <w:tcW w:type="dxa" w:w="4882"/>
             <w:vAlign w:val="center"/>
+            <w:tcW w:w="4881" w:type="dxa"/>
             <w:tcMar>
-              <w:top w:w="120" w:type="dxa"/>
-              <w:bottom w:w="120" w:type="dxa"/>
-              <w:left w:w="160" w:type="dxa"/>
-              <w:right w:w="160" w:type="dxa"/>
+              <w:top w:w="80" w:type="dxa"/>
+              <w:bottom w:w="80" w:type="dxa"/>
+              <w:left w:w="100" w:type="dxa"/>
+              <w:right w:w="100" w:type="dxa"/>
             </w:tcMar>
-            <w:shd w:fill="F8FAFC"/>
+            <w:shd w:fill="FFFFFF"/>
           </w:tcPr>
           <w:p>
             <w:r/>
@@ -1774,161 +1584,58 @@
         </w:tc>
       </w:tr>
       <w:tr>
+        <w:trPr>
+          <w:cantSplit/>
+        </w:trPr>
         <w:tc>
           <w:tcPr>
-            <w:tcW w:type="dxa" w:w="4802"/>
+            <w:tcW w:type="dxa" w:w="4867"/>
             <w:vAlign w:val="center"/>
+            <w:tcW w:w="4867" w:type="dxa"/>
             <w:tcMar>
-              <w:top w:w="120" w:type="dxa"/>
-              <w:bottom w:w="120" w:type="dxa"/>
-              <w:left w:w="160" w:type="dxa"/>
-              <w:right w:w="160" w:type="dxa"/>
+              <w:top w:w="80" w:type="dxa"/>
+              <w:bottom w:w="80" w:type="dxa"/>
+              <w:left w:w="100" w:type="dxa"/>
+              <w:right w:w="100" w:type="dxa"/>
             </w:tcMar>
-            <w:shd w:fill="FFFFFF"/>
+            <w:shd w:fill="FAFAFA"/>
           </w:tcPr>
           <w:p>
             <w:r/>
           </w:p>
-          <w:p>
-            <w:pPr>
-              <w:spacing w:before="0" w:after="40" w:line="276" w:lineRule="auto"/>
-              <w:jc w:val="left"/>
-            </w:pPr>
-          </w:p>
-          <w:p>
-            <w:pPr>
-              <w:spacing w:before="0" w:after="40" w:line="276" w:lineRule="auto"/>
-              <w:jc w:val="left"/>
-            </w:pPr>
-          </w:p>
-          <w:p>
-            <w:pPr>
-              <w:spacing w:before="0" w:after="40" w:line="276" w:lineRule="auto"/>
-              <w:jc w:val="left"/>
-            </w:pPr>
-          </w:p>
-          <w:p>
-            <w:pPr>
-              <w:spacing w:before="0" w:after="40" w:line="276" w:lineRule="auto"/>
-              <w:jc w:val="left"/>
-            </w:pPr>
-          </w:p>
         </w:tc>
         <w:tc>
           <w:tcPr>
-            <w:tcW w:type="dxa" w:w="4802"/>
+            <w:tcW w:type="dxa" w:w="4882"/>
             <w:vAlign w:val="center"/>
+            <w:tcW w:w="4881" w:type="dxa"/>
             <w:tcMar>
-              <w:top w:w="120" w:type="dxa"/>
-              <w:bottom w:w="120" w:type="dxa"/>
-              <w:left w:w="160" w:type="dxa"/>
-              <w:right w:w="160" w:type="dxa"/>
+              <w:top w:w="80" w:type="dxa"/>
+              <w:bottom w:w="80" w:type="dxa"/>
+              <w:left w:w="100" w:type="dxa"/>
+              <w:right w:w="100" w:type="dxa"/>
             </w:tcMar>
-            <w:shd w:fill="FFFFFF"/>
+            <w:shd w:fill="FAFAFA"/>
           </w:tcPr>
           <w:p>
             <w:r/>
           </w:p>
-          <w:p>
-            <w:pPr>
-              <w:spacing w:before="0" w:after="40" w:line="276" w:lineRule="auto"/>
-              <w:jc w:val="left"/>
-            </w:pPr>
-          </w:p>
-          <w:p>
-            <w:pPr>
-              <w:spacing w:before="0" w:after="40" w:line="276" w:lineRule="auto"/>
-              <w:jc w:val="left"/>
-            </w:pPr>
-          </w:p>
-          <w:p>
-            <w:pPr>
-              <w:spacing w:before="0" w:after="40" w:line="276" w:lineRule="auto"/>
-              <w:jc w:val="left"/>
-            </w:pPr>
-          </w:p>
-          <w:p>
-            <w:pPr>
-              <w:spacing w:before="0" w:after="40" w:line="276" w:lineRule="auto"/>
-              <w:jc w:val="left"/>
-            </w:pPr>
-          </w:p>
         </w:tc>
       </w:tr>
       <w:tr>
+        <w:trPr>
+          <w:cantSplit/>
+        </w:trPr>
         <w:tc>
           <w:tcPr>
-            <w:tcW w:type="dxa" w:w="4802"/>
+            <w:tcW w:type="dxa" w:w="4867"/>
             <w:vAlign w:val="center"/>
+            <w:tcW w:w="4867" w:type="dxa"/>
             <w:tcMar>
-              <w:top w:w="120" w:type="dxa"/>
-              <w:bottom w:w="120" w:type="dxa"/>
-              <w:left w:w="160" w:type="dxa"/>
-              <w:right w:w="160" w:type="dxa"/>
-            </w:tcMar>
-            <w:shd w:fill="F8FAFC"/>
-          </w:tcPr>
-          <w:p>
-            <w:r/>
-          </w:p>
-          <w:p>
-            <w:pPr>
-              <w:spacing w:before="0" w:after="40" w:line="276" w:lineRule="auto"/>
-              <w:jc w:val="left"/>
-            </w:pPr>
-            <w:r>
-              <w:rPr>
-                <w:b/>
-              </w:rPr>
-              <w:t>Họ và tên:</w:t>
-            </w:r>
-            <w:r>
-              <w:t xml:space="preserve"> [NGUOI_DUYET_A]</w:t>
-            </w:r>
-          </w:p>
-        </w:tc>
-        <w:tc>
-          <w:tcPr>
-            <w:tcW w:type="dxa" w:w="4802"/>
-            <w:vAlign w:val="center"/>
-            <w:tcMar>
-              <w:top w:w="120" w:type="dxa"/>
-              <w:bottom w:w="120" w:type="dxa"/>
-              <w:left w:w="160" w:type="dxa"/>
-              <w:right w:w="160" w:type="dxa"/>
-            </w:tcMar>
-            <w:shd w:fill="F8FAFC"/>
-          </w:tcPr>
-          <w:p>
-            <w:r/>
-          </w:p>
-          <w:p>
-            <w:pPr>
-              <w:spacing w:before="0" w:after="40" w:line="276" w:lineRule="auto"/>
-              <w:jc w:val="left"/>
-            </w:pPr>
-            <w:r>
-              <w:rPr>
-                <w:b/>
-              </w:rPr>
-              <w:t>Họ và tên:</w:t>
-            </w:r>
-            <w:r>
-              <w:t xml:space="preserve"> [CONTENT_LEAD_B]</w:t>
-            </w:r>
-          </w:p>
-        </w:tc>
-      </w:tr>
-      <w:tr>
-        <w:tc>
-          <w:tcPr>
-            <w:tcW w:type="dxa" w:w="4802"/>
-            <w:vAlign w:val="center"/>
-            <w:tcMar>
-              <w:top w:w="120" w:type="dxa"/>
-              <w:bottom w:w="120" w:type="dxa"/>
-              <w:left w:w="160" w:type="dxa"/>
-              <w:right w:w="160" w:type="dxa"/>
+              <w:top w:w="80" w:type="dxa"/>
+              <w:bottom w:w="80" w:type="dxa"/>
+              <w:left w:w="100" w:type="dxa"/>
+              <w:right w:w="100" w:type="dxa"/>
             </w:tcMar>
             <w:shd w:fill="FFFFFF"/>
           </w:tcPr>
@@ -1944,22 +1651,20 @@
               <w:rPr>
                 <w:b/>
               </w:rPr>
-              <w:t>Chức vụ:</w:t>
-            </w:r>
-            <w:r>
-              <w:t xml:space="preserve"> [CHUC_VU_A]</w:t>
+              <w:t>[NGƯỜI_DUYỆT_A]</w:t>
             </w:r>
           </w:p>
         </w:tc>
         <w:tc>
           <w:tcPr>
-            <w:tcW w:type="dxa" w:w="4802"/>
+            <w:tcW w:type="dxa" w:w="4882"/>
             <w:vAlign w:val="center"/>
+            <w:tcW w:w="4881" w:type="dxa"/>
             <w:tcMar>
-              <w:top w:w="120" w:type="dxa"/>
-              <w:bottom w:w="120" w:type="dxa"/>
-              <w:left w:w="160" w:type="dxa"/>
-              <w:right w:w="160" w:type="dxa"/>
+              <w:top w:w="80" w:type="dxa"/>
+              <w:bottom w:w="80" w:type="dxa"/>
+              <w:left w:w="100" w:type="dxa"/>
+              <w:right w:w="100" w:type="dxa"/>
             </w:tcMar>
             <w:shd w:fill="FFFFFF"/>
           </w:tcPr>
@@ -1975,26 +1680,27 @@
               <w:rPr>
                 <w:b/>
               </w:rPr>
-              <w:t>Chức vụ:</w:t>
-            </w:r>
-            <w:r>
-              <w:t xml:space="preserve"> Trưởng bộ phận Content</w:t>
+              <w:t>[CONTENT_LEAD_B]</w:t>
             </w:r>
           </w:p>
         </w:tc>
       </w:tr>
       <w:tr>
+        <w:trPr>
+          <w:cantSplit/>
+        </w:trPr>
         <w:tc>
           <w:tcPr>
-            <w:tcW w:type="dxa" w:w="4802"/>
+            <w:tcW w:type="dxa" w:w="4867"/>
             <w:vAlign w:val="center"/>
+            <w:tcW w:w="4867" w:type="dxa"/>
             <w:tcMar>
-              <w:top w:w="120" w:type="dxa"/>
-              <w:bottom w:w="120" w:type="dxa"/>
-              <w:left w:w="160" w:type="dxa"/>
-              <w:right w:w="160" w:type="dxa"/>
+              <w:top w:w="80" w:type="dxa"/>
+              <w:bottom w:w="80" w:type="dxa"/>
+              <w:left w:w="100" w:type="dxa"/>
+              <w:right w:w="100" w:type="dxa"/>
             </w:tcMar>
-            <w:shd w:fill="F8FAFC"/>
+            <w:shd w:fill="FAFAFA"/>
           </w:tcPr>
           <w:p>
             <w:r/>
@@ -2005,27 +1711,22 @@
               <w:jc w:val="left"/>
             </w:pPr>
             <w:r>
-              <w:rPr>
-                <w:b/>
-              </w:rPr>
-              <w:t>Thời điểm duyệt:</w:t>
-            </w:r>
-            <w:r>
-              <w:t xml:space="preserve"> ____:____ ngày ____/____/202[X]</w:t>
+              <w:t>Chức vụ: [CHỨC_VỤ_A]</w:t>
             </w:r>
           </w:p>
         </w:tc>
         <w:tc>
           <w:tcPr>
-            <w:tcW w:type="dxa" w:w="4802"/>
+            <w:tcW w:type="dxa" w:w="4882"/>
             <w:vAlign w:val="center"/>
+            <w:tcW w:w="4881" w:type="dxa"/>
             <w:tcMar>
-              <w:top w:w="120" w:type="dxa"/>
-              <w:bottom w:w="120" w:type="dxa"/>
-              <w:left w:w="160" w:type="dxa"/>
-              <w:right w:w="160" w:type="dxa"/>
+              <w:top w:w="80" w:type="dxa"/>
+              <w:bottom w:w="80" w:type="dxa"/>
+              <w:left w:w="100" w:type="dxa"/>
+              <w:right w:w="100" w:type="dxa"/>
             </w:tcMar>
-            <w:shd w:fill="F8FAFC"/>
+            <w:shd w:fill="FAFAFA"/>
           </w:tcPr>
           <w:p>
             <w:r/>
@@ -2036,13 +1737,64 @@
               <w:jc w:val="left"/>
             </w:pPr>
             <w:r>
-              <w:rPr>
-                <w:b/>
-              </w:rPr>
-              <w:t>Ngày tiếp nhận:</w:t>
+              <w:t>Chức vụ: Trưởng bộ phận Content</w:t>
             </w:r>
+          </w:p>
+        </w:tc>
+      </w:tr>
+      <w:tr>
+        <w:trPr>
+          <w:cantSplit/>
+        </w:trPr>
+        <w:tc>
+          <w:tcPr>
+            <w:tcW w:type="dxa" w:w="4867"/>
+            <w:vAlign w:val="center"/>
+            <w:tcW w:w="4867" w:type="dxa"/>
+            <w:tcMar>
+              <w:top w:w="80" w:type="dxa"/>
+              <w:bottom w:w="80" w:type="dxa"/>
+              <w:left w:w="100" w:type="dxa"/>
+              <w:right w:w="100" w:type="dxa"/>
+            </w:tcMar>
+            <w:shd w:fill="FFFFFF"/>
+          </w:tcPr>
+          <w:p>
+            <w:r/>
+          </w:p>
+          <w:p>
+            <w:pPr>
+              <w:spacing w:before="0" w:after="40" w:line="276" w:lineRule="auto"/>
+              <w:jc w:val="left"/>
+            </w:pPr>
             <w:r>
-              <w:t xml:space="preserve"> Ngày ____/____/202[X]</w:t>
+              <w:t>Ngày duyệt: ..... / ..... / 202[NĂM]</w:t>
+            </w:r>
+          </w:p>
+        </w:tc>
+        <w:tc>
+          <w:tcPr>
+            <w:tcW w:type="dxa" w:w="4882"/>
+            <w:vAlign w:val="center"/>
+            <w:tcW w:w="4881" w:type="dxa"/>
+            <w:tcMar>
+              <w:top w:w="80" w:type="dxa"/>
+              <w:bottom w:w="80" w:type="dxa"/>
+              <w:left w:w="100" w:type="dxa"/>
+              <w:right w:w="100" w:type="dxa"/>
+            </w:tcMar>
+            <w:shd w:fill="FFFFFF"/>
+          </w:tcPr>
+          <w:p>
+            <w:r/>
+          </w:p>
+          <w:p>
+            <w:pPr>
+              <w:spacing w:before="0" w:after="40" w:line="276" w:lineRule="auto"/>
+              <w:jc w:val="left"/>
+            </w:pPr>
+            <w:r>
+              <w:t>Ngày tiếp nhận: ..... / ..... / 202[NĂM]</w:t>
             </w:r>
           </w:p>
         </w:tc>
@@ -2055,7 +1807,7 @@
     </w:p>
     <w:sectPr>
       <w:pgSz w:w="11909" w:h="16834"/>
-      <w:pgMar w:top="1152" w:right="1152" w:bottom="1152" w:left="1152" w:header="720" w:footer="720" w:gutter="0"/>
+      <w:pgMar w:top="1138" w:right="936" w:bottom="1138" w:left="1224" w:header="720" w:footer="720" w:gutter="0"/>
       <w:cols w:space="720"/>
       <w:docGrid w:linePitch="360"/>
     </w:sectPr>
@@ -2428,7 +2180,7 @@
     <w:rsid w:val="00FC693F"/>
     <w:rPr>
       <w:rFonts w:ascii="Times New Roman" w:hAnsi="Times New Roman"/>
-      <w:color w:val="1E293B"/>
+      <w:color w:val="0F172A"/>
       <w:sz w:val="22"/>
     </w:rPr>
   </w:style>
